--- a/docs/S1_원천분석_실행가이드.docx
+++ b/docs/S1_원천분석_실행가이드.docx
@@ -152,22 +152,24 @@
         <w:tblLayout w:type="fixed"/>
       </w:tblPr>
       <w:tblGrid>
-        <w:gridCol w:w="1070"/>
-        <w:gridCol w:w="8565"/>
+        <w:gridCol w:w="1146"/>
+        <w:gridCol w:w="8489"/>
       </w:tblGrid>
       <w:tr>
         <w:trPr>
           <w:tblHeader w:val="true"/>
           <w:tblHeader w:val="true"/>
+          <w:cantSplit w:val="true"/>
         </w:trPr>
         <w:tc>
           <w:tcPr>
-            <w:tcW w:type="dxa" w:w="1070"/>
+            <w:tcW w:type="dxa" w:w="1146"/>
             <w:shd w:val="clear" w:color="auto" w:fill="DCE6F2"/>
           </w:tcPr>
           <w:p>
             <w:pPr>
               <w:pStyle w:val="Compact"/>
+              <w:keepNext/>
               <w:spacing w:after="20"/>
               <w:jc w:val="left"/>
             </w:pPr>
@@ -183,12 +185,13 @@
         </w:tc>
         <w:tc>
           <w:tcPr>
-            <w:tcW w:type="dxa" w:w="8565"/>
+            <w:tcW w:type="dxa" w:w="8489"/>
             <w:shd w:val="clear" w:color="auto" w:fill="DCE6F2"/>
           </w:tcPr>
           <w:p>
             <w:pPr>
               <w:pStyle w:val="Compact"/>
+              <w:keepNext/>
               <w:spacing w:after="20"/>
               <w:jc w:val="left"/>
             </w:pPr>
@@ -204,13 +207,17 @@
         </w:tc>
       </w:tr>
       <w:tr>
-        <w:tc>
-          <w:tcPr>
-            <w:tcW w:type="dxa" w:w="1070"/>
-          </w:tcPr>
-          <w:p>
-            <w:pPr>
-              <w:pStyle w:val="Compact"/>
+        <w:trPr>
+          <w:cantSplit w:val="true"/>
+        </w:trPr>
+        <w:tc>
+          <w:tcPr>
+            <w:tcW w:type="dxa" w:w="1146"/>
+          </w:tcPr>
+          <w:p>
+            <w:pPr>
+              <w:pStyle w:val="Compact"/>
+              <w:keepNext/>
               <w:spacing w:after="20"/>
               <w:jc w:val="left"/>
             </w:pPr>
@@ -225,11 +232,12 @@
         </w:tc>
         <w:tc>
           <w:tcPr>
-            <w:tcW w:type="dxa" w:w="8565"/>
-          </w:tcPr>
-          <w:p>
-            <w:pPr>
-              <w:pStyle w:val="Compact"/>
+            <w:tcW w:type="dxa" w:w="8489"/>
+          </w:tcPr>
+          <w:p>
+            <w:pPr>
+              <w:pStyle w:val="Compact"/>
+              <w:keepNext/>
               <w:spacing w:after="20"/>
               <w:jc w:val="left"/>
             </w:pPr>
@@ -244,13 +252,17 @@
         </w:tc>
       </w:tr>
       <w:tr>
-        <w:tc>
-          <w:tcPr>
-            <w:tcW w:type="dxa" w:w="1070"/>
-          </w:tcPr>
-          <w:p>
-            <w:pPr>
-              <w:pStyle w:val="Compact"/>
+        <w:trPr>
+          <w:cantSplit w:val="true"/>
+        </w:trPr>
+        <w:tc>
+          <w:tcPr>
+            <w:tcW w:type="dxa" w:w="1146"/>
+          </w:tcPr>
+          <w:p>
+            <w:pPr>
+              <w:pStyle w:val="Compact"/>
+              <w:keepNext/>
               <w:spacing w:after="20"/>
               <w:jc w:val="left"/>
             </w:pPr>
@@ -265,11 +277,12 @@
         </w:tc>
         <w:tc>
           <w:tcPr>
-            <w:tcW w:type="dxa" w:w="8565"/>
-          </w:tcPr>
-          <w:p>
-            <w:pPr>
-              <w:pStyle w:val="Compact"/>
+            <w:tcW w:type="dxa" w:w="8489"/>
+          </w:tcPr>
+          <w:p>
+            <w:pPr>
+              <w:pStyle w:val="Compact"/>
+              <w:keepNext/>
               <w:spacing w:after="20"/>
               <w:jc w:val="left"/>
             </w:pPr>
@@ -284,13 +297,17 @@
         </w:tc>
       </w:tr>
       <w:tr>
-        <w:tc>
-          <w:tcPr>
-            <w:tcW w:type="dxa" w:w="1070"/>
-          </w:tcPr>
-          <w:p>
-            <w:pPr>
-              <w:pStyle w:val="Compact"/>
+        <w:trPr>
+          <w:cantSplit w:val="true"/>
+        </w:trPr>
+        <w:tc>
+          <w:tcPr>
+            <w:tcW w:type="dxa" w:w="1146"/>
+          </w:tcPr>
+          <w:p>
+            <w:pPr>
+              <w:pStyle w:val="Compact"/>
+              <w:keepNext/>
               <w:spacing w:after="20"/>
               <w:jc w:val="left"/>
             </w:pPr>
@@ -305,11 +322,12 @@
         </w:tc>
         <w:tc>
           <w:tcPr>
-            <w:tcW w:type="dxa" w:w="8565"/>
-          </w:tcPr>
-          <w:p>
-            <w:pPr>
-              <w:pStyle w:val="Compact"/>
+            <w:tcW w:type="dxa" w:w="8489"/>
+          </w:tcPr>
+          <w:p>
+            <w:pPr>
+              <w:pStyle w:val="Compact"/>
+              <w:keepNext/>
               <w:spacing w:after="20"/>
               <w:jc w:val="left"/>
             </w:pPr>
@@ -324,13 +342,17 @@
         </w:tc>
       </w:tr>
       <w:tr>
-        <w:tc>
-          <w:tcPr>
-            <w:tcW w:type="dxa" w:w="1070"/>
-          </w:tcPr>
-          <w:p>
-            <w:pPr>
-              <w:pStyle w:val="Compact"/>
+        <w:trPr>
+          <w:cantSplit w:val="true"/>
+        </w:trPr>
+        <w:tc>
+          <w:tcPr>
+            <w:tcW w:type="dxa" w:w="1146"/>
+          </w:tcPr>
+          <w:p>
+            <w:pPr>
+              <w:pStyle w:val="Compact"/>
+              <w:keepNext/>
               <w:spacing w:after="20"/>
               <w:jc w:val="left"/>
             </w:pPr>
@@ -345,11 +367,12 @@
         </w:tc>
         <w:tc>
           <w:tcPr>
-            <w:tcW w:type="dxa" w:w="8565"/>
-          </w:tcPr>
-          <w:p>
-            <w:pPr>
-              <w:pStyle w:val="Compact"/>
+            <w:tcW w:type="dxa" w:w="8489"/>
+          </w:tcPr>
+          <w:p>
+            <w:pPr>
+              <w:pStyle w:val="Compact"/>
+              <w:keepNext/>
               <w:spacing w:after="20"/>
               <w:jc w:val="left"/>
             </w:pPr>
@@ -364,13 +387,17 @@
         </w:tc>
       </w:tr>
       <w:tr>
-        <w:tc>
-          <w:tcPr>
-            <w:tcW w:type="dxa" w:w="1070"/>
-          </w:tcPr>
-          <w:p>
-            <w:pPr>
-              <w:pStyle w:val="Compact"/>
+        <w:trPr>
+          <w:cantSplit w:val="true"/>
+        </w:trPr>
+        <w:tc>
+          <w:tcPr>
+            <w:tcW w:type="dxa" w:w="1146"/>
+          </w:tcPr>
+          <w:p>
+            <w:pPr>
+              <w:pStyle w:val="Compact"/>
+              <w:keepNext/>
               <w:spacing w:after="20"/>
               <w:jc w:val="left"/>
             </w:pPr>
@@ -385,11 +412,12 @@
         </w:tc>
         <w:tc>
           <w:tcPr>
-            <w:tcW w:type="dxa" w:w="8565"/>
-          </w:tcPr>
-          <w:p>
-            <w:pPr>
-              <w:pStyle w:val="Compact"/>
+            <w:tcW w:type="dxa" w:w="8489"/>
+          </w:tcPr>
+          <w:p>
+            <w:pPr>
+              <w:pStyle w:val="Compact"/>
+              <w:keepNext/>
               <w:spacing w:after="20"/>
               <w:jc w:val="left"/>
             </w:pPr>
@@ -404,13 +432,17 @@
         </w:tc>
       </w:tr>
       <w:tr>
-        <w:tc>
-          <w:tcPr>
-            <w:tcW w:type="dxa" w:w="1070"/>
-          </w:tcPr>
-          <w:p>
-            <w:pPr>
-              <w:pStyle w:val="Compact"/>
+        <w:trPr>
+          <w:cantSplit w:val="true"/>
+        </w:trPr>
+        <w:tc>
+          <w:tcPr>
+            <w:tcW w:type="dxa" w:w="1146"/>
+          </w:tcPr>
+          <w:p>
+            <w:pPr>
+              <w:pStyle w:val="Compact"/>
+              <w:keepNext/>
               <w:spacing w:after="20"/>
               <w:jc w:val="left"/>
             </w:pPr>
@@ -425,11 +457,12 @@
         </w:tc>
         <w:tc>
           <w:tcPr>
-            <w:tcW w:type="dxa" w:w="8565"/>
-          </w:tcPr>
-          <w:p>
-            <w:pPr>
-              <w:pStyle w:val="Compact"/>
+            <w:tcW w:type="dxa" w:w="8489"/>
+          </w:tcPr>
+          <w:p>
+            <w:pPr>
+              <w:pStyle w:val="Compact"/>
+              <w:keepNext/>
               <w:spacing w:after="20"/>
               <w:jc w:val="left"/>
             </w:pPr>
@@ -444,9 +477,12 @@
         </w:tc>
       </w:tr>
       <w:tr>
-        <w:tc>
-          <w:tcPr>
-            <w:tcW w:type="dxa" w:w="1070"/>
+        <w:trPr>
+          <w:cantSplit w:val="true"/>
+        </w:trPr>
+        <w:tc>
+          <w:tcPr>
+            <w:tcW w:type="dxa" w:w="1146"/>
           </w:tcPr>
           <w:p>
             <w:pPr>
@@ -465,7 +501,7 @@
         </w:tc>
         <w:tc>
           <w:tcPr>
-            <w:tcW w:type="dxa" w:w="8565"/>
+            <w:tcW w:type="dxa" w:w="8489"/>
           </w:tcPr>
           <w:p>
             <w:pPr>
@@ -520,7 +556,19 @@
         <w:t xml:space="preserve"> </w:t>
       </w:r>
       <w:r>
-        <w:t xml:space="preserve">한꺼번에 붙여 넣으면 줄이 이어 붙어 명령이 깨진다.</w:t>
+        <w:t xml:space="preserve">한꺼번에 붙여 넣으면 줄이 이어 붙어 명령이 깨진다. 명령 블록에서</w:t>
+      </w:r>
+      <w:r>
+        <w:t xml:space="preserve"> </w:t>
+      </w:r>
+      <w:r>
+        <w:rPr>
+          <w:rStyle w:val="VerbatimChar"/>
+        </w:rPr>
+        <w:t xml:space="preserve">#</w:t>
+      </w:r>
+      <w:r>
+        <w:t xml:space="preserve">로 시작하는 줄은 바로 아래 명령의 설명이다. 입력하지 않아도 되고, 붙여 넣어도 셸이 무시한다.</w:t>
       </w:r>
     </w:p>
     <w:bookmarkEnd w:id="20"/>
@@ -550,25 +598,27 @@
         <w:tblLayout w:type="fixed"/>
       </w:tblPr>
       <w:tblGrid>
-        <w:gridCol w:w="732"/>
-        <w:gridCol w:w="1128"/>
-        <w:gridCol w:w="752"/>
-        <w:gridCol w:w="4514"/>
-        <w:gridCol w:w="2508"/>
+        <w:gridCol w:w="1022"/>
+        <w:gridCol w:w="1050"/>
+        <w:gridCol w:w="1022"/>
+        <w:gridCol w:w="4203"/>
+        <w:gridCol w:w="2335"/>
       </w:tblGrid>
       <w:tr>
         <w:trPr>
           <w:tblHeader w:val="true"/>
           <w:tblHeader w:val="true"/>
+          <w:cantSplit w:val="true"/>
         </w:trPr>
         <w:tc>
           <w:tcPr>
-            <w:tcW w:type="dxa" w:w="732"/>
+            <w:tcW w:type="dxa" w:w="1022"/>
             <w:shd w:val="clear" w:color="auto" w:fill="DCE6F2"/>
           </w:tcPr>
           <w:p>
             <w:pPr>
               <w:pStyle w:val="Compact"/>
+              <w:keepNext/>
               <w:spacing w:after="20"/>
               <w:jc w:val="left"/>
             </w:pPr>
@@ -584,12 +634,13 @@
         </w:tc>
         <w:tc>
           <w:tcPr>
-            <w:tcW w:type="dxa" w:w="1128"/>
+            <w:tcW w:type="dxa" w:w="1050"/>
             <w:shd w:val="clear" w:color="auto" w:fill="DCE6F2"/>
           </w:tcPr>
           <w:p>
             <w:pPr>
               <w:pStyle w:val="Compact"/>
+              <w:keepNext/>
               <w:spacing w:after="20"/>
               <w:jc w:val="left"/>
             </w:pPr>
@@ -605,12 +656,13 @@
         </w:tc>
         <w:tc>
           <w:tcPr>
-            <w:tcW w:type="dxa" w:w="752"/>
+            <w:tcW w:type="dxa" w:w="1022"/>
             <w:shd w:val="clear" w:color="auto" w:fill="DCE6F2"/>
           </w:tcPr>
           <w:p>
             <w:pPr>
               <w:pStyle w:val="Compact"/>
+              <w:keepNext/>
               <w:spacing w:after="20"/>
               <w:jc w:val="left"/>
             </w:pPr>
@@ -626,12 +678,13 @@
         </w:tc>
         <w:tc>
           <w:tcPr>
-            <w:tcW w:type="dxa" w:w="4514"/>
+            <w:tcW w:type="dxa" w:w="4203"/>
             <w:shd w:val="clear" w:color="auto" w:fill="DCE6F2"/>
           </w:tcPr>
           <w:p>
             <w:pPr>
               <w:pStyle w:val="Compact"/>
+              <w:keepNext/>
               <w:spacing w:after="20"/>
               <w:jc w:val="left"/>
             </w:pPr>
@@ -647,12 +700,13 @@
         </w:tc>
         <w:tc>
           <w:tcPr>
-            <w:tcW w:type="dxa" w:w="2508"/>
+            <w:tcW w:type="dxa" w:w="2335"/>
             <w:shd w:val="clear" w:color="auto" w:fill="DCE6F2"/>
           </w:tcPr>
           <w:p>
             <w:pPr>
               <w:pStyle w:val="Compact"/>
+              <w:keepNext/>
               <w:spacing w:after="20"/>
               <w:jc w:val="left"/>
             </w:pPr>
@@ -668,13 +722,17 @@
         </w:tc>
       </w:tr>
       <w:tr>
-        <w:tc>
-          <w:tcPr>
-            <w:tcW w:type="dxa" w:w="732"/>
-          </w:tcPr>
-          <w:p>
-            <w:pPr>
-              <w:pStyle w:val="Compact"/>
+        <w:trPr>
+          <w:cantSplit w:val="true"/>
+        </w:trPr>
+        <w:tc>
+          <w:tcPr>
+            <w:tcW w:type="dxa" w:w="1022"/>
+          </w:tcPr>
+          <w:p>
+            <w:pPr>
+              <w:pStyle w:val="Compact"/>
+              <w:keepNext/>
               <w:spacing w:after="20"/>
               <w:jc w:val="left"/>
             </w:pPr>
@@ -689,11 +747,12 @@
         </w:tc>
         <w:tc>
           <w:tcPr>
-            <w:tcW w:type="dxa" w:w="1128"/>
-          </w:tcPr>
-          <w:p>
-            <w:pPr>
-              <w:pStyle w:val="Compact"/>
+            <w:tcW w:type="dxa" w:w="1050"/>
+          </w:tcPr>
+          <w:p>
+            <w:pPr>
+              <w:pStyle w:val="Compact"/>
+              <w:keepNext/>
               <w:spacing w:after="20"/>
               <w:jc w:val="left"/>
             </w:pPr>
@@ -708,11 +767,12 @@
         </w:tc>
         <w:tc>
           <w:tcPr>
-            <w:tcW w:type="dxa" w:w="752"/>
-          </w:tcPr>
-          <w:p>
-            <w:pPr>
-              <w:pStyle w:val="Compact"/>
+            <w:tcW w:type="dxa" w:w="1022"/>
+          </w:tcPr>
+          <w:p>
+            <w:pPr>
+              <w:pStyle w:val="Compact"/>
+              <w:keepNext/>
               <w:spacing w:after="20"/>
               <w:jc w:val="left"/>
             </w:pPr>
@@ -727,11 +787,12 @@
         </w:tc>
         <w:tc>
           <w:tcPr>
-            <w:tcW w:type="dxa" w:w="4514"/>
-          </w:tcPr>
-          <w:p>
-            <w:pPr>
-              <w:pStyle w:val="Compact"/>
+            <w:tcW w:type="dxa" w:w="4203"/>
+          </w:tcPr>
+          <w:p>
+            <w:pPr>
+              <w:pStyle w:val="Compact"/>
+              <w:keepNext/>
               <w:spacing w:after="20"/>
               <w:jc w:val="left"/>
             </w:pPr>
@@ -746,11 +807,12 @@
         </w:tc>
         <w:tc>
           <w:tcPr>
-            <w:tcW w:type="dxa" w:w="2508"/>
-          </w:tcPr>
-          <w:p>
-            <w:pPr>
-              <w:pStyle w:val="Compact"/>
+            <w:tcW w:type="dxa" w:w="2335"/>
+          </w:tcPr>
+          <w:p>
+            <w:pPr>
+              <w:pStyle w:val="Compact"/>
+              <w:keepNext/>
               <w:spacing w:after="20"/>
               <w:jc w:val="left"/>
             </w:pPr>
@@ -765,13 +827,17 @@
         </w:tc>
       </w:tr>
       <w:tr>
-        <w:tc>
-          <w:tcPr>
-            <w:tcW w:type="dxa" w:w="732"/>
-          </w:tcPr>
-          <w:p>
-            <w:pPr>
-              <w:pStyle w:val="Compact"/>
+        <w:trPr>
+          <w:cantSplit w:val="true"/>
+        </w:trPr>
+        <w:tc>
+          <w:tcPr>
+            <w:tcW w:type="dxa" w:w="1022"/>
+          </w:tcPr>
+          <w:p>
+            <w:pPr>
+              <w:pStyle w:val="Compact"/>
+              <w:keepNext/>
               <w:spacing w:after="20"/>
               <w:jc w:val="left"/>
             </w:pPr>
@@ -786,11 +852,12 @@
         </w:tc>
         <w:tc>
           <w:tcPr>
-            <w:tcW w:type="dxa" w:w="1128"/>
-          </w:tcPr>
-          <w:p>
-            <w:pPr>
-              <w:pStyle w:val="Compact"/>
+            <w:tcW w:type="dxa" w:w="1050"/>
+          </w:tcPr>
+          <w:p>
+            <w:pPr>
+              <w:pStyle w:val="Compact"/>
+              <w:keepNext/>
               <w:spacing w:after="20"/>
               <w:jc w:val="left"/>
             </w:pPr>
@@ -805,11 +872,12 @@
         </w:tc>
         <w:tc>
           <w:tcPr>
-            <w:tcW w:type="dxa" w:w="752"/>
-          </w:tcPr>
-          <w:p>
-            <w:pPr>
-              <w:pStyle w:val="Compact"/>
+            <w:tcW w:type="dxa" w:w="1022"/>
+          </w:tcPr>
+          <w:p>
+            <w:pPr>
+              <w:pStyle w:val="Compact"/>
+              <w:keepNext/>
               <w:spacing w:after="20"/>
               <w:jc w:val="left"/>
             </w:pPr>
@@ -824,11 +892,12 @@
         </w:tc>
         <w:tc>
           <w:tcPr>
-            <w:tcW w:type="dxa" w:w="4514"/>
-          </w:tcPr>
-          <w:p>
-            <w:pPr>
-              <w:pStyle w:val="Compact"/>
+            <w:tcW w:type="dxa" w:w="4203"/>
+          </w:tcPr>
+          <w:p>
+            <w:pPr>
+              <w:pStyle w:val="Compact"/>
+              <w:keepNext/>
               <w:spacing w:after="20"/>
               <w:jc w:val="left"/>
             </w:pPr>
@@ -843,11 +912,12 @@
         </w:tc>
         <w:tc>
           <w:tcPr>
-            <w:tcW w:type="dxa" w:w="2508"/>
-          </w:tcPr>
-          <w:p>
-            <w:pPr>
-              <w:pStyle w:val="Compact"/>
+            <w:tcW w:type="dxa" w:w="2335"/>
+          </w:tcPr>
+          <w:p>
+            <w:pPr>
+              <w:pStyle w:val="Compact"/>
+              <w:keepNext/>
               <w:spacing w:after="20"/>
               <w:jc w:val="left"/>
             </w:pPr>
@@ -862,13 +932,17 @@
         </w:tc>
       </w:tr>
       <w:tr>
-        <w:tc>
-          <w:tcPr>
-            <w:tcW w:type="dxa" w:w="732"/>
-          </w:tcPr>
-          <w:p>
-            <w:pPr>
-              <w:pStyle w:val="Compact"/>
+        <w:trPr>
+          <w:cantSplit w:val="true"/>
+        </w:trPr>
+        <w:tc>
+          <w:tcPr>
+            <w:tcW w:type="dxa" w:w="1022"/>
+          </w:tcPr>
+          <w:p>
+            <w:pPr>
+              <w:pStyle w:val="Compact"/>
+              <w:keepNext/>
               <w:spacing w:after="20"/>
               <w:jc w:val="left"/>
             </w:pPr>
@@ -883,11 +957,12 @@
         </w:tc>
         <w:tc>
           <w:tcPr>
-            <w:tcW w:type="dxa" w:w="1128"/>
-          </w:tcPr>
-          <w:p>
-            <w:pPr>
-              <w:pStyle w:val="Compact"/>
+            <w:tcW w:type="dxa" w:w="1050"/>
+          </w:tcPr>
+          <w:p>
+            <w:pPr>
+              <w:pStyle w:val="Compact"/>
+              <w:keepNext/>
               <w:spacing w:after="20"/>
               <w:jc w:val="left"/>
             </w:pPr>
@@ -902,11 +977,12 @@
         </w:tc>
         <w:tc>
           <w:tcPr>
-            <w:tcW w:type="dxa" w:w="752"/>
-          </w:tcPr>
-          <w:p>
-            <w:pPr>
-              <w:pStyle w:val="Compact"/>
+            <w:tcW w:type="dxa" w:w="1022"/>
+          </w:tcPr>
+          <w:p>
+            <w:pPr>
+              <w:pStyle w:val="Compact"/>
+              <w:keepNext/>
               <w:spacing w:after="20"/>
               <w:jc w:val="left"/>
             </w:pPr>
@@ -921,11 +997,12 @@
         </w:tc>
         <w:tc>
           <w:tcPr>
-            <w:tcW w:type="dxa" w:w="4514"/>
-          </w:tcPr>
-          <w:p>
-            <w:pPr>
-              <w:pStyle w:val="Compact"/>
+            <w:tcW w:type="dxa" w:w="4203"/>
+          </w:tcPr>
+          <w:p>
+            <w:pPr>
+              <w:pStyle w:val="Compact"/>
+              <w:keepNext/>
               <w:spacing w:after="20"/>
               <w:jc w:val="left"/>
             </w:pPr>
@@ -940,11 +1017,12 @@
         </w:tc>
         <w:tc>
           <w:tcPr>
-            <w:tcW w:type="dxa" w:w="2508"/>
-          </w:tcPr>
-          <w:p>
-            <w:pPr>
-              <w:pStyle w:val="Compact"/>
+            <w:tcW w:type="dxa" w:w="2335"/>
+          </w:tcPr>
+          <w:p>
+            <w:pPr>
+              <w:pStyle w:val="Compact"/>
+              <w:keepNext/>
               <w:spacing w:after="20"/>
               <w:jc w:val="left"/>
             </w:pPr>
@@ -959,13 +1037,17 @@
         </w:tc>
       </w:tr>
       <w:tr>
-        <w:tc>
-          <w:tcPr>
-            <w:tcW w:type="dxa" w:w="732"/>
-          </w:tcPr>
-          <w:p>
-            <w:pPr>
-              <w:pStyle w:val="Compact"/>
+        <w:trPr>
+          <w:cantSplit w:val="true"/>
+        </w:trPr>
+        <w:tc>
+          <w:tcPr>
+            <w:tcW w:type="dxa" w:w="1022"/>
+          </w:tcPr>
+          <w:p>
+            <w:pPr>
+              <w:pStyle w:val="Compact"/>
+              <w:keepNext/>
               <w:spacing w:after="20"/>
               <w:jc w:val="left"/>
             </w:pPr>
@@ -980,11 +1062,12 @@
         </w:tc>
         <w:tc>
           <w:tcPr>
-            <w:tcW w:type="dxa" w:w="1128"/>
-          </w:tcPr>
-          <w:p>
-            <w:pPr>
-              <w:pStyle w:val="Compact"/>
+            <w:tcW w:type="dxa" w:w="1050"/>
+          </w:tcPr>
+          <w:p>
+            <w:pPr>
+              <w:pStyle w:val="Compact"/>
+              <w:keepNext/>
               <w:spacing w:after="20"/>
               <w:jc w:val="left"/>
             </w:pPr>
@@ -999,11 +1082,12 @@
         </w:tc>
         <w:tc>
           <w:tcPr>
-            <w:tcW w:type="dxa" w:w="752"/>
-          </w:tcPr>
-          <w:p>
-            <w:pPr>
-              <w:pStyle w:val="Compact"/>
+            <w:tcW w:type="dxa" w:w="1022"/>
+          </w:tcPr>
+          <w:p>
+            <w:pPr>
+              <w:pStyle w:val="Compact"/>
+              <w:keepNext/>
               <w:spacing w:after="20"/>
               <w:jc w:val="left"/>
             </w:pPr>
@@ -1018,11 +1102,12 @@
         </w:tc>
         <w:tc>
           <w:tcPr>
-            <w:tcW w:type="dxa" w:w="4514"/>
-          </w:tcPr>
-          <w:p>
-            <w:pPr>
-              <w:pStyle w:val="Compact"/>
+            <w:tcW w:type="dxa" w:w="4203"/>
+          </w:tcPr>
+          <w:p>
+            <w:pPr>
+              <w:pStyle w:val="Compact"/>
+              <w:keepNext/>
               <w:spacing w:after="20"/>
               <w:jc w:val="left"/>
             </w:pPr>
@@ -1037,11 +1122,12 @@
         </w:tc>
         <w:tc>
           <w:tcPr>
-            <w:tcW w:type="dxa" w:w="2508"/>
-          </w:tcPr>
-          <w:p>
-            <w:pPr>
-              <w:pStyle w:val="Compact"/>
+            <w:tcW w:type="dxa" w:w="2335"/>
+          </w:tcPr>
+          <w:p>
+            <w:pPr>
+              <w:pStyle w:val="Compact"/>
+              <w:keepNext/>
               <w:spacing w:after="20"/>
               <w:jc w:val="left"/>
             </w:pPr>
@@ -1056,13 +1142,17 @@
         </w:tc>
       </w:tr>
       <w:tr>
-        <w:tc>
-          <w:tcPr>
-            <w:tcW w:type="dxa" w:w="732"/>
-          </w:tcPr>
-          <w:p>
-            <w:pPr>
-              <w:pStyle w:val="Compact"/>
+        <w:trPr>
+          <w:cantSplit w:val="true"/>
+        </w:trPr>
+        <w:tc>
+          <w:tcPr>
+            <w:tcW w:type="dxa" w:w="1022"/>
+          </w:tcPr>
+          <w:p>
+            <w:pPr>
+              <w:pStyle w:val="Compact"/>
+              <w:keepNext/>
               <w:spacing w:after="20"/>
               <w:jc w:val="left"/>
             </w:pPr>
@@ -1077,11 +1167,12 @@
         </w:tc>
         <w:tc>
           <w:tcPr>
-            <w:tcW w:type="dxa" w:w="1128"/>
-          </w:tcPr>
-          <w:p>
-            <w:pPr>
-              <w:pStyle w:val="Compact"/>
+            <w:tcW w:type="dxa" w:w="1050"/>
+          </w:tcPr>
+          <w:p>
+            <w:pPr>
+              <w:pStyle w:val="Compact"/>
+              <w:keepNext/>
               <w:spacing w:after="20"/>
               <w:jc w:val="left"/>
             </w:pPr>
@@ -1096,11 +1187,12 @@
         </w:tc>
         <w:tc>
           <w:tcPr>
-            <w:tcW w:type="dxa" w:w="752"/>
-          </w:tcPr>
-          <w:p>
-            <w:pPr>
-              <w:pStyle w:val="Compact"/>
+            <w:tcW w:type="dxa" w:w="1022"/>
+          </w:tcPr>
+          <w:p>
+            <w:pPr>
+              <w:pStyle w:val="Compact"/>
+              <w:keepNext/>
               <w:spacing w:after="20"/>
               <w:jc w:val="left"/>
             </w:pPr>
@@ -1115,11 +1207,12 @@
         </w:tc>
         <w:tc>
           <w:tcPr>
-            <w:tcW w:type="dxa" w:w="4514"/>
-          </w:tcPr>
-          <w:p>
-            <w:pPr>
-              <w:pStyle w:val="Compact"/>
+            <w:tcW w:type="dxa" w:w="4203"/>
+          </w:tcPr>
+          <w:p>
+            <w:pPr>
+              <w:pStyle w:val="Compact"/>
+              <w:keepNext/>
               <w:spacing w:after="20"/>
               <w:jc w:val="left"/>
             </w:pPr>
@@ -1134,11 +1227,12 @@
         </w:tc>
         <w:tc>
           <w:tcPr>
-            <w:tcW w:type="dxa" w:w="2508"/>
-          </w:tcPr>
-          <w:p>
-            <w:pPr>
-              <w:pStyle w:val="Compact"/>
+            <w:tcW w:type="dxa" w:w="2335"/>
+          </w:tcPr>
+          <w:p>
+            <w:pPr>
+              <w:pStyle w:val="Compact"/>
+              <w:keepNext/>
               <w:spacing w:after="20"/>
               <w:jc w:val="left"/>
             </w:pPr>
@@ -1153,13 +1247,17 @@
         </w:tc>
       </w:tr>
       <w:tr>
-        <w:tc>
-          <w:tcPr>
-            <w:tcW w:type="dxa" w:w="732"/>
-          </w:tcPr>
-          <w:p>
-            <w:pPr>
-              <w:pStyle w:val="Compact"/>
+        <w:trPr>
+          <w:cantSplit w:val="true"/>
+        </w:trPr>
+        <w:tc>
+          <w:tcPr>
+            <w:tcW w:type="dxa" w:w="1022"/>
+          </w:tcPr>
+          <w:p>
+            <w:pPr>
+              <w:pStyle w:val="Compact"/>
+              <w:keepNext/>
               <w:spacing w:after="20"/>
               <w:jc w:val="left"/>
             </w:pPr>
@@ -1174,11 +1272,12 @@
         </w:tc>
         <w:tc>
           <w:tcPr>
-            <w:tcW w:type="dxa" w:w="1128"/>
-          </w:tcPr>
-          <w:p>
-            <w:pPr>
-              <w:pStyle w:val="Compact"/>
+            <w:tcW w:type="dxa" w:w="1050"/>
+          </w:tcPr>
+          <w:p>
+            <w:pPr>
+              <w:pStyle w:val="Compact"/>
+              <w:keepNext/>
               <w:spacing w:after="20"/>
               <w:jc w:val="left"/>
             </w:pPr>
@@ -1193,11 +1292,12 @@
         </w:tc>
         <w:tc>
           <w:tcPr>
-            <w:tcW w:type="dxa" w:w="752"/>
-          </w:tcPr>
-          <w:p>
-            <w:pPr>
-              <w:pStyle w:val="Compact"/>
+            <w:tcW w:type="dxa" w:w="1022"/>
+          </w:tcPr>
+          <w:p>
+            <w:pPr>
+              <w:pStyle w:val="Compact"/>
+              <w:keepNext/>
               <w:spacing w:after="20"/>
               <w:jc w:val="left"/>
             </w:pPr>
@@ -1212,11 +1312,12 @@
         </w:tc>
         <w:tc>
           <w:tcPr>
-            <w:tcW w:type="dxa" w:w="4514"/>
-          </w:tcPr>
-          <w:p>
-            <w:pPr>
-              <w:pStyle w:val="Compact"/>
+            <w:tcW w:type="dxa" w:w="4203"/>
+          </w:tcPr>
+          <w:p>
+            <w:pPr>
+              <w:pStyle w:val="Compact"/>
+              <w:keepNext/>
               <w:spacing w:after="20"/>
               <w:jc w:val="left"/>
             </w:pPr>
@@ -1231,11 +1332,12 @@
         </w:tc>
         <w:tc>
           <w:tcPr>
-            <w:tcW w:type="dxa" w:w="2508"/>
-          </w:tcPr>
-          <w:p>
-            <w:pPr>
-              <w:pStyle w:val="Compact"/>
+            <w:tcW w:type="dxa" w:w="2335"/>
+          </w:tcPr>
+          <w:p>
+            <w:pPr>
+              <w:pStyle w:val="Compact"/>
+              <w:keepNext/>
               <w:spacing w:after="20"/>
               <w:jc w:val="left"/>
             </w:pPr>
@@ -1250,13 +1352,17 @@
         </w:tc>
       </w:tr>
       <w:tr>
-        <w:tc>
-          <w:tcPr>
-            <w:tcW w:type="dxa" w:w="732"/>
-          </w:tcPr>
-          <w:p>
-            <w:pPr>
-              <w:pStyle w:val="Compact"/>
+        <w:trPr>
+          <w:cantSplit w:val="true"/>
+        </w:trPr>
+        <w:tc>
+          <w:tcPr>
+            <w:tcW w:type="dxa" w:w="1022"/>
+          </w:tcPr>
+          <w:p>
+            <w:pPr>
+              <w:pStyle w:val="Compact"/>
+              <w:keepNext/>
               <w:spacing w:after="20"/>
               <w:jc w:val="left"/>
             </w:pPr>
@@ -1271,11 +1377,12 @@
         </w:tc>
         <w:tc>
           <w:tcPr>
-            <w:tcW w:type="dxa" w:w="1128"/>
-          </w:tcPr>
-          <w:p>
-            <w:pPr>
-              <w:pStyle w:val="Compact"/>
+            <w:tcW w:type="dxa" w:w="1050"/>
+          </w:tcPr>
+          <w:p>
+            <w:pPr>
+              <w:pStyle w:val="Compact"/>
+              <w:keepNext/>
               <w:spacing w:after="20"/>
               <w:jc w:val="left"/>
             </w:pPr>
@@ -1290,11 +1397,12 @@
         </w:tc>
         <w:tc>
           <w:tcPr>
-            <w:tcW w:type="dxa" w:w="752"/>
-          </w:tcPr>
-          <w:p>
-            <w:pPr>
-              <w:pStyle w:val="Compact"/>
+            <w:tcW w:type="dxa" w:w="1022"/>
+          </w:tcPr>
+          <w:p>
+            <w:pPr>
+              <w:pStyle w:val="Compact"/>
+              <w:keepNext/>
               <w:spacing w:after="20"/>
               <w:jc w:val="left"/>
             </w:pPr>
@@ -1309,11 +1417,12 @@
         </w:tc>
         <w:tc>
           <w:tcPr>
-            <w:tcW w:type="dxa" w:w="4514"/>
-          </w:tcPr>
-          <w:p>
-            <w:pPr>
-              <w:pStyle w:val="Compact"/>
+            <w:tcW w:type="dxa" w:w="4203"/>
+          </w:tcPr>
+          <w:p>
+            <w:pPr>
+              <w:pStyle w:val="Compact"/>
+              <w:keepNext/>
               <w:spacing w:after="20"/>
               <w:jc w:val="left"/>
             </w:pPr>
@@ -1328,11 +1437,12 @@
         </w:tc>
         <w:tc>
           <w:tcPr>
-            <w:tcW w:type="dxa" w:w="2508"/>
-          </w:tcPr>
-          <w:p>
-            <w:pPr>
-              <w:pStyle w:val="Compact"/>
+            <w:tcW w:type="dxa" w:w="2335"/>
+          </w:tcPr>
+          <w:p>
+            <w:pPr>
+              <w:pStyle w:val="Compact"/>
+              <w:keepNext/>
               <w:spacing w:after="20"/>
               <w:jc w:val="left"/>
             </w:pPr>
@@ -1347,9 +1457,12 @@
         </w:tc>
       </w:tr>
       <w:tr>
-        <w:tc>
-          <w:tcPr>
-            <w:tcW w:type="dxa" w:w="732"/>
+        <w:trPr>
+          <w:cantSplit w:val="true"/>
+        </w:trPr>
+        <w:tc>
+          <w:tcPr>
+            <w:tcW w:type="dxa" w:w="1022"/>
           </w:tcPr>
           <w:p>
             <w:pPr>
@@ -1368,7 +1481,7 @@
         </w:tc>
         <w:tc>
           <w:tcPr>
-            <w:tcW w:type="dxa" w:w="1128"/>
+            <w:tcW w:type="dxa" w:w="1050"/>
           </w:tcPr>
           <w:p>
             <w:pPr>
@@ -1387,7 +1500,7 @@
         </w:tc>
         <w:tc>
           <w:tcPr>
-            <w:tcW w:type="dxa" w:w="752"/>
+            <w:tcW w:type="dxa" w:w="1022"/>
           </w:tcPr>
           <w:p>
             <w:pPr>
@@ -1406,7 +1519,7 @@
         </w:tc>
         <w:tc>
           <w:tcPr>
-            <w:tcW w:type="dxa" w:w="4514"/>
+            <w:tcW w:type="dxa" w:w="4203"/>
           </w:tcPr>
           <w:p>
             <w:pPr>
@@ -1425,7 +1538,7 @@
         </w:tc>
         <w:tc>
           <w:tcPr>
-            <w:tcW w:type="dxa" w:w="2508"/>
+            <w:tcW w:type="dxa" w:w="2335"/>
           </w:tcPr>
           <w:p>
             <w:pPr>
@@ -1568,6 +1681,7 @@
         <w:trPr>
           <w:tblHeader w:val="true"/>
           <w:tblHeader w:val="true"/>
+          <w:cantSplit w:val="true"/>
         </w:trPr>
         <w:tc>
           <w:tcPr>
@@ -1577,6 +1691,7 @@
           <w:p>
             <w:pPr>
               <w:pStyle w:val="Compact"/>
+              <w:keepNext/>
               <w:spacing w:after="20"/>
               <w:jc w:val="left"/>
             </w:pPr>
@@ -1598,6 +1713,7 @@
           <w:p>
             <w:pPr>
               <w:pStyle w:val="Compact"/>
+              <w:keepNext/>
               <w:spacing w:after="20"/>
               <w:jc w:val="left"/>
             </w:pPr>
@@ -1619,6 +1735,7 @@
           <w:p>
             <w:pPr>
               <w:pStyle w:val="Compact"/>
+              <w:keepNext/>
               <w:spacing w:after="20"/>
               <w:jc w:val="left"/>
             </w:pPr>
@@ -1634,6 +1751,9 @@
         </w:tc>
       </w:tr>
       <w:tr>
+        <w:trPr>
+          <w:cantSplit w:val="true"/>
+        </w:trPr>
         <w:tc>
           <w:tcPr>
             <w:tcW w:type="dxa" w:w="1670"/>
@@ -1641,6 +1761,7 @@
           <w:p>
             <w:pPr>
               <w:pStyle w:val="Compact"/>
+              <w:keepNext/>
               <w:spacing w:after="20"/>
               <w:jc w:val="left"/>
             </w:pPr>
@@ -1660,6 +1781,7 @@
           <w:p>
             <w:pPr>
               <w:pStyle w:val="Compact"/>
+              <w:keepNext/>
               <w:spacing w:after="20"/>
               <w:jc w:val="left"/>
             </w:pPr>
@@ -1679,6 +1801,7 @@
           <w:p>
             <w:pPr>
               <w:pStyle w:val="Compact"/>
+              <w:keepNext/>
               <w:spacing w:after="20"/>
               <w:jc w:val="left"/>
             </w:pPr>
@@ -1693,6 +1816,9 @@
         </w:tc>
       </w:tr>
       <w:tr>
+        <w:trPr>
+          <w:cantSplit w:val="true"/>
+        </w:trPr>
         <w:tc>
           <w:tcPr>
             <w:tcW w:type="dxa" w:w="1670"/>
@@ -1700,6 +1826,7 @@
           <w:p>
             <w:pPr>
               <w:pStyle w:val="Compact"/>
+              <w:keepNext/>
               <w:spacing w:after="20"/>
               <w:jc w:val="left"/>
             </w:pPr>
@@ -1719,6 +1846,7 @@
           <w:p>
             <w:pPr>
               <w:pStyle w:val="Compact"/>
+              <w:keepNext/>
               <w:spacing w:after="20"/>
               <w:jc w:val="left"/>
             </w:pPr>
@@ -1738,6 +1866,7 @@
           <w:p>
             <w:pPr>
               <w:pStyle w:val="Compact"/>
+              <w:keepNext/>
               <w:spacing w:after="20"/>
               <w:jc w:val="left"/>
             </w:pPr>
@@ -1752,6 +1881,9 @@
         </w:tc>
       </w:tr>
       <w:tr>
+        <w:trPr>
+          <w:cantSplit w:val="true"/>
+        </w:trPr>
         <w:tc>
           <w:tcPr>
             <w:tcW w:type="dxa" w:w="1670"/>
@@ -1824,6 +1956,15 @@
       </w:pPr>
       <w:r>
         <w:rPr>
+          <w:rStyle w:val="CommentTok"/>
+        </w:rPr>
+        <w:t xml:space="preserve"># 저장소 최상위 폴더로 이동한다(PC의 C:\work\ksx-platform)</w:t>
+      </w:r>
+      <w:r>
+        <w:br/>
+      </w:r>
+      <w:r>
+        <w:rPr>
           <w:rStyle w:val="BuiltInTok"/>
         </w:rPr>
         <w:t xml:space="preserve">cd</w:t>
@@ -1839,6 +1980,15 @@
       </w:r>
       <w:r>
         <w:rPr>
+          <w:rStyle w:val="CommentTok"/>
+        </w:rPr>
+        <w:t xml:space="preserve"># main 브랜치로 바꾸고, 성공하면(&amp;&amp;) 이어서 원격의 최신 커밋을 받는다</w:t>
+      </w:r>
+      <w:r>
+        <w:br/>
+      </w:r>
+      <w:r>
+        <w:rPr>
           <w:rStyle w:val="FunctionTok"/>
         </w:rPr>
         <w:t xml:space="preserve">git</w:t>
@@ -1878,6 +2028,15 @@
       </w:r>
       <w:r>
         <w:rPr>
+          <w:rStyle w:val="CommentTok"/>
+        </w:rPr>
+        <w:t xml:space="preserve"># docker-compose.yml이 있는 폴더로 이동한다 — 이후 docker compose 명령은 모두 여기서 실행</w:t>
+      </w:r>
+      <w:r>
+        <w:br/>
+      </w:r>
+      <w:r>
+        <w:rPr>
           <w:rStyle w:val="BuiltInTok"/>
         </w:rPr>
         <w:t xml:space="preserve">cd</w:t>
@@ -1893,6 +2052,15 @@
       </w:r>
       <w:r>
         <w:rPr>
+          <w:rStyle w:val="CommentTok"/>
+        </w:rPr>
+        <w:t xml:space="preserve"># .env에 없는 비밀번호 키만 무작위로 만들어 추가한다(기존 값은 바꾸지 않음)</w:t>
+      </w:r>
+      <w:r>
+        <w:br/>
+      </w:r>
+      <w:r>
+        <w:rPr>
           <w:rStyle w:val="ExtensionTok"/>
         </w:rPr>
         <w:t xml:space="preserve">../scripts/gen-secrets.sh</w:t>
@@ -1914,6 +2082,15 @@
       </w:r>
       <w:r>
         <w:rPr>
+          <w:rStyle w:val="CommentTok"/>
+        </w:rPr>
+        <w:t xml:space="preserve"># sim 프로필의 IMPIX 가상 원천 컨테이너를 띄운다(up: 생성·시작, -d: 백그라운드)</w:t>
+      </w:r>
+      <w:r>
+        <w:br/>
+      </w:r>
+      <w:r>
+        <w:rPr>
           <w:rStyle w:val="ExtensionTok"/>
         </w:rPr>
         <w:t xml:space="preserve">docker</w:t>
@@ -1947,6 +2124,15 @@
           <w:rStyle w:val="NormalTok"/>
         </w:rPr>
         <w:t xml:space="preserve"> impix-src</w:t>
+      </w:r>
+      <w:r>
+        <w:br/>
+      </w:r>
+      <w:r>
+        <w:rPr>
+          <w:rStyle w:val="CommentTok"/>
+        </w:rPr>
+        <w:t xml:space="preserve"># 컨테이너 상태를 본다 — STATUS가 (healthy)면 시드 적재까지 끝난 것</w:t>
       </w:r>
       <w:r>
         <w:br/>
@@ -2102,6 +2288,7 @@
         <w:trPr>
           <w:tblHeader w:val="true"/>
           <w:tblHeader w:val="true"/>
+          <w:cantSplit w:val="true"/>
         </w:trPr>
         <w:tc>
           <w:tcPr>
@@ -2111,6 +2298,7 @@
           <w:p>
             <w:pPr>
               <w:pStyle w:val="Compact"/>
+              <w:keepNext/>
               <w:spacing w:after="20"/>
               <w:jc w:val="left"/>
             </w:pPr>
@@ -2132,6 +2320,7 @@
           <w:p>
             <w:pPr>
               <w:pStyle w:val="Compact"/>
+              <w:keepNext/>
               <w:spacing w:after="20"/>
               <w:jc w:val="left"/>
             </w:pPr>
@@ -2147,6 +2336,9 @@
         </w:tc>
       </w:tr>
       <w:tr>
+        <w:trPr>
+          <w:cantSplit w:val="true"/>
+        </w:trPr>
         <w:tc>
           <w:tcPr>
             <w:tcW w:type="dxa" w:w="4427"/>
@@ -2154,6 +2346,7 @@
           <w:p>
             <w:pPr>
               <w:pStyle w:val="Compact"/>
+              <w:keepNext/>
               <w:spacing w:after="20"/>
               <w:jc w:val="left"/>
             </w:pPr>
@@ -2173,6 +2366,7 @@
           <w:p>
             <w:pPr>
               <w:pStyle w:val="Compact"/>
+              <w:keepNext/>
               <w:spacing w:after="20"/>
               <w:jc w:val="left"/>
             </w:pPr>
@@ -2187,6 +2381,9 @@
         </w:tc>
       </w:tr>
       <w:tr>
+        <w:trPr>
+          <w:cantSplit w:val="true"/>
+        </w:trPr>
         <w:tc>
           <w:tcPr>
             <w:tcW w:type="dxa" w:w="4427"/>
@@ -2194,6 +2391,7 @@
           <w:p>
             <w:pPr>
               <w:pStyle w:val="Compact"/>
+              <w:keepNext/>
               <w:spacing w:after="20"/>
               <w:jc w:val="left"/>
             </w:pPr>
@@ -2213,6 +2411,7 @@
           <w:p>
             <w:pPr>
               <w:pStyle w:val="Compact"/>
+              <w:keepNext/>
               <w:spacing w:after="20"/>
               <w:jc w:val="left"/>
             </w:pPr>
@@ -2227,6 +2426,9 @@
         </w:tc>
       </w:tr>
       <w:tr>
+        <w:trPr>
+          <w:cantSplit w:val="true"/>
+        </w:trPr>
         <w:tc>
           <w:tcPr>
             <w:tcW w:type="dxa" w:w="4427"/>
@@ -2234,6 +2436,7 @@
           <w:p>
             <w:pPr>
               <w:pStyle w:val="Compact"/>
+              <w:keepNext/>
               <w:spacing w:after="20"/>
               <w:jc w:val="left"/>
             </w:pPr>
@@ -2253,6 +2456,7 @@
           <w:p>
             <w:pPr>
               <w:pStyle w:val="Compact"/>
+              <w:keepNext/>
               <w:spacing w:after="20"/>
               <w:jc w:val="left"/>
             </w:pPr>
@@ -2267,6 +2471,9 @@
         </w:tc>
       </w:tr>
       <w:tr>
+        <w:trPr>
+          <w:cantSplit w:val="true"/>
+        </w:trPr>
         <w:tc>
           <w:tcPr>
             <w:tcW w:type="dxa" w:w="4427"/>
@@ -2274,6 +2481,7 @@
           <w:p>
             <w:pPr>
               <w:pStyle w:val="Compact"/>
+              <w:keepNext/>
               <w:spacing w:after="20"/>
               <w:jc w:val="left"/>
             </w:pPr>
@@ -2293,6 +2501,7 @@
           <w:p>
             <w:pPr>
               <w:pStyle w:val="Compact"/>
+              <w:keepNext/>
               <w:spacing w:after="20"/>
               <w:jc w:val="left"/>
             </w:pPr>
@@ -2307,6 +2516,9 @@
         </w:tc>
       </w:tr>
       <w:tr>
+        <w:trPr>
+          <w:cantSplit w:val="true"/>
+        </w:trPr>
         <w:tc>
           <w:tcPr>
             <w:tcW w:type="dxa" w:w="4427"/>
@@ -2314,6 +2526,7 @@
           <w:p>
             <w:pPr>
               <w:pStyle w:val="Compact"/>
+              <w:keepNext/>
               <w:spacing w:after="20"/>
               <w:jc w:val="left"/>
             </w:pPr>
@@ -2333,6 +2546,7 @@
           <w:p>
             <w:pPr>
               <w:pStyle w:val="Compact"/>
+              <w:keepNext/>
               <w:spacing w:after="20"/>
               <w:jc w:val="left"/>
             </w:pPr>
@@ -2347,6 +2561,9 @@
         </w:tc>
       </w:tr>
       <w:tr>
+        <w:trPr>
+          <w:cantSplit w:val="true"/>
+        </w:trPr>
         <w:tc>
           <w:tcPr>
             <w:tcW w:type="dxa" w:w="4427"/>
@@ -2442,22 +2659,24 @@
         <w:tblLayout w:type="fixed"/>
       </w:tblPr>
       <w:tblGrid>
-        <w:gridCol w:w="1070"/>
-        <w:gridCol w:w="8565"/>
+        <w:gridCol w:w="1146"/>
+        <w:gridCol w:w="8489"/>
       </w:tblGrid>
       <w:tr>
         <w:trPr>
           <w:tblHeader w:val="true"/>
           <w:tblHeader w:val="true"/>
+          <w:cantSplit w:val="true"/>
         </w:trPr>
         <w:tc>
           <w:tcPr>
-            <w:tcW w:type="dxa" w:w="1070"/>
+            <w:tcW w:type="dxa" w:w="1146"/>
             <w:shd w:val="clear" w:color="auto" w:fill="DCE6F2"/>
           </w:tcPr>
           <w:p>
             <w:pPr>
               <w:pStyle w:val="Compact"/>
+              <w:keepNext/>
               <w:spacing w:after="20"/>
               <w:jc w:val="left"/>
             </w:pPr>
@@ -2473,12 +2692,13 @@
         </w:tc>
         <w:tc>
           <w:tcPr>
-            <w:tcW w:type="dxa" w:w="8565"/>
+            <w:tcW w:type="dxa" w:w="8489"/>
             <w:shd w:val="clear" w:color="auto" w:fill="DCE6F2"/>
           </w:tcPr>
           <w:p>
             <w:pPr>
               <w:pStyle w:val="Compact"/>
+              <w:keepNext/>
               <w:spacing w:after="20"/>
               <w:jc w:val="left"/>
             </w:pPr>
@@ -2494,13 +2714,17 @@
         </w:tc>
       </w:tr>
       <w:tr>
-        <w:tc>
-          <w:tcPr>
-            <w:tcW w:type="dxa" w:w="1070"/>
-          </w:tcPr>
-          <w:p>
-            <w:pPr>
-              <w:pStyle w:val="Compact"/>
+        <w:trPr>
+          <w:cantSplit w:val="true"/>
+        </w:trPr>
+        <w:tc>
+          <w:tcPr>
+            <w:tcW w:type="dxa" w:w="1146"/>
+          </w:tcPr>
+          <w:p>
+            <w:pPr>
+              <w:pStyle w:val="Compact"/>
+              <w:keepNext/>
               <w:spacing w:after="20"/>
               <w:jc w:val="left"/>
             </w:pPr>
@@ -2515,11 +2739,12 @@
         </w:tc>
         <w:tc>
           <w:tcPr>
-            <w:tcW w:type="dxa" w:w="8565"/>
-          </w:tcPr>
-          <w:p>
-            <w:pPr>
-              <w:pStyle w:val="Compact"/>
+            <w:tcW w:type="dxa" w:w="8489"/>
+          </w:tcPr>
+          <w:p>
+            <w:pPr>
+              <w:pStyle w:val="Compact"/>
+              <w:keepNext/>
               <w:spacing w:after="20"/>
               <w:jc w:val="left"/>
             </w:pPr>
@@ -2534,13 +2759,17 @@
         </w:tc>
       </w:tr>
       <w:tr>
-        <w:tc>
-          <w:tcPr>
-            <w:tcW w:type="dxa" w:w="1070"/>
-          </w:tcPr>
-          <w:p>
-            <w:pPr>
-              <w:pStyle w:val="Compact"/>
+        <w:trPr>
+          <w:cantSplit w:val="true"/>
+        </w:trPr>
+        <w:tc>
+          <w:tcPr>
+            <w:tcW w:type="dxa" w:w="1146"/>
+          </w:tcPr>
+          <w:p>
+            <w:pPr>
+              <w:pStyle w:val="Compact"/>
+              <w:keepNext/>
               <w:spacing w:after="20"/>
               <w:jc w:val="left"/>
             </w:pPr>
@@ -2555,11 +2784,12 @@
         </w:tc>
         <w:tc>
           <w:tcPr>
-            <w:tcW w:type="dxa" w:w="8565"/>
-          </w:tcPr>
-          <w:p>
-            <w:pPr>
-              <w:pStyle w:val="Compact"/>
+            <w:tcW w:type="dxa" w:w="8489"/>
+          </w:tcPr>
+          <w:p>
+            <w:pPr>
+              <w:pStyle w:val="Compact"/>
+              <w:keepNext/>
               <w:spacing w:after="20"/>
               <w:jc w:val="left"/>
             </w:pPr>
@@ -2574,13 +2804,17 @@
         </w:tc>
       </w:tr>
       <w:tr>
-        <w:tc>
-          <w:tcPr>
-            <w:tcW w:type="dxa" w:w="1070"/>
-          </w:tcPr>
-          <w:p>
-            <w:pPr>
-              <w:pStyle w:val="Compact"/>
+        <w:trPr>
+          <w:cantSplit w:val="true"/>
+        </w:trPr>
+        <w:tc>
+          <w:tcPr>
+            <w:tcW w:type="dxa" w:w="1146"/>
+          </w:tcPr>
+          <w:p>
+            <w:pPr>
+              <w:pStyle w:val="Compact"/>
+              <w:keepNext/>
               <w:spacing w:after="20"/>
               <w:jc w:val="left"/>
             </w:pPr>
@@ -2595,11 +2829,12 @@
         </w:tc>
         <w:tc>
           <w:tcPr>
-            <w:tcW w:type="dxa" w:w="8565"/>
-          </w:tcPr>
-          <w:p>
-            <w:pPr>
-              <w:pStyle w:val="Compact"/>
+            <w:tcW w:type="dxa" w:w="8489"/>
+          </w:tcPr>
+          <w:p>
+            <w:pPr>
+              <w:pStyle w:val="Compact"/>
+              <w:keepNext/>
               <w:spacing w:after="20"/>
               <w:jc w:val="left"/>
             </w:pPr>
@@ -2614,13 +2849,17 @@
         </w:tc>
       </w:tr>
       <w:tr>
-        <w:tc>
-          <w:tcPr>
-            <w:tcW w:type="dxa" w:w="1070"/>
-          </w:tcPr>
-          <w:p>
-            <w:pPr>
-              <w:pStyle w:val="Compact"/>
+        <w:trPr>
+          <w:cantSplit w:val="true"/>
+        </w:trPr>
+        <w:tc>
+          <w:tcPr>
+            <w:tcW w:type="dxa" w:w="1146"/>
+          </w:tcPr>
+          <w:p>
+            <w:pPr>
+              <w:pStyle w:val="Compact"/>
+              <w:keepNext/>
               <w:spacing w:after="20"/>
               <w:jc w:val="left"/>
             </w:pPr>
@@ -2635,11 +2874,12 @@
         </w:tc>
         <w:tc>
           <w:tcPr>
-            <w:tcW w:type="dxa" w:w="8565"/>
-          </w:tcPr>
-          <w:p>
-            <w:pPr>
-              <w:pStyle w:val="Compact"/>
+            <w:tcW w:type="dxa" w:w="8489"/>
+          </w:tcPr>
+          <w:p>
+            <w:pPr>
+              <w:pStyle w:val="Compact"/>
+              <w:keepNext/>
               <w:spacing w:after="20"/>
               <w:jc w:val="left"/>
             </w:pPr>
@@ -2696,9 +2936,12 @@
         </w:tc>
       </w:tr>
       <w:tr>
-        <w:tc>
-          <w:tcPr>
-            <w:tcW w:type="dxa" w:w="1070"/>
+        <w:trPr>
+          <w:cantSplit w:val="true"/>
+        </w:trPr>
+        <w:tc>
+          <w:tcPr>
+            <w:tcW w:type="dxa" w:w="1146"/>
           </w:tcPr>
           <w:p>
             <w:pPr>
@@ -2717,7 +2960,7 @@
         </w:tc>
         <w:tc>
           <w:tcPr>
-            <w:tcW w:type="dxa" w:w="8565"/>
+            <w:tcW w:type="dxa" w:w="8489"/>
           </w:tcPr>
           <w:p>
             <w:pPr>
@@ -2792,6 +3035,15 @@
       </w:pPr>
       <w:r>
         <w:rPr>
+          <w:rStyle w:val="CommentTok"/>
+        </w:rPr>
+        <w:t xml:space="preserve"># tools/s1profiler/Dockerfile로 분석 도구 이미지를 만든다 — 도구 코드가 바뀌면 다시 실행</w:t>
+      </w:r>
+      <w:r>
+        <w:br/>
+      </w:r>
+      <w:r>
+        <w:rPr>
           <w:rStyle w:val="ExtensionTok"/>
         </w:rPr>
         <w:t xml:space="preserve">docker</w:t>
@@ -2813,6 +3065,33 @@
           <w:rStyle w:val="NormalTok"/>
         </w:rPr>
         <w:t xml:space="preserve"> tools build s1-tools</w:t>
+      </w:r>
+      <w:r>
+        <w:br/>
+      </w:r>
+      <w:r>
+        <w:rPr>
+          <w:rStyle w:val="CommentTok"/>
+        </w:rPr>
+        <w:t xml:space="preserve"># 일회성 컨테이너(run, --rm: 끝나면 삭제)로 원천 3곳(ERP·MES·QMS)에 접속만 시험한다</w:t>
+      </w:r>
+      <w:r>
+        <w:br/>
+      </w:r>
+      <w:r>
+        <w:rPr>
+          <w:rStyle w:val="CommentTok"/>
+        </w:rPr>
+        <w:t xml:space="preserve">#   check-conn : s1profiler 하위 명령(접속 확인)</w:t>
+      </w:r>
+      <w:r>
+        <w:br/>
+      </w:r>
+      <w:r>
+        <w:rPr>
+          <w:rStyle w:val="CommentTok"/>
+        </w:rPr>
+        <w:t xml:space="preserve">#   --config   : 분석 설정 파일 — 경로는 저장소 최상위 기준(컨테이너 안 /repo)</w:t>
       </w:r>
       <w:r>
         <w:br/>
@@ -3011,6 +3290,7 @@
         <w:trPr>
           <w:tblHeader w:val="true"/>
           <w:tblHeader w:val="true"/>
+          <w:cantSplit w:val="true"/>
         </w:trPr>
         <w:tc>
           <w:tcPr>
@@ -3020,6 +3300,7 @@
           <w:p>
             <w:pPr>
               <w:pStyle w:val="Compact"/>
+              <w:keepNext/>
               <w:spacing w:after="20"/>
               <w:jc w:val="left"/>
             </w:pPr>
@@ -3041,6 +3322,7 @@
           <w:p>
             <w:pPr>
               <w:pStyle w:val="Compact"/>
+              <w:keepNext/>
               <w:spacing w:after="20"/>
               <w:jc w:val="left"/>
             </w:pPr>
@@ -3062,6 +3344,7 @@
           <w:p>
             <w:pPr>
               <w:pStyle w:val="Compact"/>
+              <w:keepNext/>
               <w:spacing w:after="20"/>
               <w:jc w:val="left"/>
             </w:pPr>
@@ -3077,6 +3360,9 @@
         </w:tc>
       </w:tr>
       <w:tr>
+        <w:trPr>
+          <w:cantSplit w:val="true"/>
+        </w:trPr>
         <w:tc>
           <w:tcPr>
             <w:tcW w:type="dxa" w:w="1251"/>
@@ -3084,6 +3370,7 @@
           <w:p>
             <w:pPr>
               <w:pStyle w:val="Compact"/>
+              <w:keepNext/>
               <w:spacing w:after="20"/>
               <w:jc w:val="left"/>
             </w:pPr>
@@ -3103,6 +3390,7 @@
           <w:p>
             <w:pPr>
               <w:pStyle w:val="Compact"/>
+              <w:keepNext/>
               <w:spacing w:after="20"/>
               <w:jc w:val="left"/>
             </w:pPr>
@@ -3122,6 +3410,7 @@
           <w:p>
             <w:pPr>
               <w:pStyle w:val="Compact"/>
+              <w:keepNext/>
               <w:spacing w:after="20"/>
               <w:jc w:val="left"/>
             </w:pPr>
@@ -3136,6 +3425,9 @@
         </w:tc>
       </w:tr>
       <w:tr>
+        <w:trPr>
+          <w:cantSplit w:val="true"/>
+        </w:trPr>
         <w:tc>
           <w:tcPr>
             <w:tcW w:type="dxa" w:w="1251"/>
@@ -3143,6 +3435,7 @@
           <w:p>
             <w:pPr>
               <w:pStyle w:val="Compact"/>
+              <w:keepNext/>
               <w:spacing w:after="20"/>
               <w:jc w:val="left"/>
             </w:pPr>
@@ -3162,6 +3455,7 @@
           <w:p>
             <w:pPr>
               <w:pStyle w:val="Compact"/>
+              <w:keepNext/>
               <w:spacing w:after="20"/>
               <w:jc w:val="left"/>
             </w:pPr>
@@ -3181,6 +3475,7 @@
           <w:p>
             <w:pPr>
               <w:pStyle w:val="Compact"/>
+              <w:keepNext/>
               <w:spacing w:after="20"/>
               <w:jc w:val="left"/>
             </w:pPr>
@@ -3195,6 +3490,9 @@
         </w:tc>
       </w:tr>
       <w:tr>
+        <w:trPr>
+          <w:cantSplit w:val="true"/>
+        </w:trPr>
         <w:tc>
           <w:tcPr>
             <w:tcW w:type="dxa" w:w="1251"/>
@@ -3202,6 +3500,7 @@
           <w:p>
             <w:pPr>
               <w:pStyle w:val="Compact"/>
+              <w:keepNext/>
               <w:spacing w:after="20"/>
               <w:jc w:val="left"/>
             </w:pPr>
@@ -3221,6 +3520,7 @@
           <w:p>
             <w:pPr>
               <w:pStyle w:val="Compact"/>
+              <w:keepNext/>
               <w:spacing w:after="20"/>
               <w:jc w:val="left"/>
             </w:pPr>
@@ -3240,6 +3540,7 @@
           <w:p>
             <w:pPr>
               <w:pStyle w:val="Compact"/>
+              <w:keepNext/>
               <w:spacing w:after="20"/>
               <w:jc w:val="left"/>
             </w:pPr>
@@ -3254,6 +3555,9 @@
         </w:tc>
       </w:tr>
       <w:tr>
+        <w:trPr>
+          <w:cantSplit w:val="true"/>
+        </w:trPr>
         <w:tc>
           <w:tcPr>
             <w:tcW w:type="dxa" w:w="1251"/>
@@ -3395,6 +3699,7 @@
         <w:trPr>
           <w:tblHeader w:val="true"/>
           <w:tblHeader w:val="true"/>
+          <w:cantSplit w:val="true"/>
         </w:trPr>
         <w:tc>
           <w:tcPr>
@@ -3404,6 +3709,7 @@
           <w:p>
             <w:pPr>
               <w:pStyle w:val="Compact"/>
+              <w:keepNext/>
               <w:spacing w:after="20"/>
               <w:jc w:val="left"/>
             </w:pPr>
@@ -3425,6 +3731,7 @@
           <w:p>
             <w:pPr>
               <w:pStyle w:val="Compact"/>
+              <w:keepNext/>
               <w:spacing w:after="20"/>
               <w:jc w:val="left"/>
             </w:pPr>
@@ -3446,6 +3753,7 @@
           <w:p>
             <w:pPr>
               <w:pStyle w:val="Compact"/>
+              <w:keepNext/>
               <w:spacing w:after="20"/>
               <w:jc w:val="left"/>
             </w:pPr>
@@ -3461,6 +3769,9 @@
         </w:tc>
       </w:tr>
       <w:tr>
+        <w:trPr>
+          <w:cantSplit w:val="true"/>
+        </w:trPr>
         <w:tc>
           <w:tcPr>
             <w:tcW w:type="dxa" w:w="2223"/>
@@ -3468,6 +3779,7 @@
           <w:p>
             <w:pPr>
               <w:pStyle w:val="Compact"/>
+              <w:keepNext/>
               <w:spacing w:after="20"/>
               <w:jc w:val="left"/>
             </w:pPr>
@@ -3487,6 +3799,7 @@
           <w:p>
             <w:pPr>
               <w:pStyle w:val="Compact"/>
+              <w:keepNext/>
               <w:spacing w:after="20"/>
               <w:jc w:val="left"/>
             </w:pPr>
@@ -3506,6 +3819,7 @@
           <w:p>
             <w:pPr>
               <w:pStyle w:val="Compact"/>
+              <w:keepNext/>
               <w:spacing w:after="20"/>
               <w:jc w:val="left"/>
             </w:pPr>
@@ -3520,6 +3834,9 @@
         </w:tc>
       </w:tr>
       <w:tr>
+        <w:trPr>
+          <w:cantSplit w:val="true"/>
+        </w:trPr>
         <w:tc>
           <w:tcPr>
             <w:tcW w:type="dxa" w:w="2223"/>
@@ -3527,6 +3844,7 @@
           <w:p>
             <w:pPr>
               <w:pStyle w:val="Compact"/>
+              <w:keepNext/>
               <w:spacing w:after="20"/>
               <w:jc w:val="left"/>
             </w:pPr>
@@ -3546,6 +3864,7 @@
           <w:p>
             <w:pPr>
               <w:pStyle w:val="Compact"/>
+              <w:keepNext/>
               <w:spacing w:after="20"/>
               <w:jc w:val="left"/>
             </w:pPr>
@@ -3565,6 +3884,7 @@
           <w:p>
             <w:pPr>
               <w:pStyle w:val="Compact"/>
+              <w:keepNext/>
               <w:spacing w:after="20"/>
               <w:jc w:val="left"/>
             </w:pPr>
@@ -3579,6 +3899,9 @@
         </w:tc>
       </w:tr>
       <w:tr>
+        <w:trPr>
+          <w:cantSplit w:val="true"/>
+        </w:trPr>
         <w:tc>
           <w:tcPr>
             <w:tcW w:type="dxa" w:w="2223"/>
@@ -3586,6 +3909,7 @@
           <w:p>
             <w:pPr>
               <w:pStyle w:val="Compact"/>
+              <w:keepNext/>
               <w:spacing w:after="20"/>
               <w:jc w:val="left"/>
             </w:pPr>
@@ -3605,6 +3929,7 @@
           <w:p>
             <w:pPr>
               <w:pStyle w:val="Compact"/>
+              <w:keepNext/>
               <w:spacing w:after="20"/>
               <w:jc w:val="left"/>
             </w:pPr>
@@ -3624,6 +3949,7 @@
           <w:p>
             <w:pPr>
               <w:pStyle w:val="Compact"/>
+              <w:keepNext/>
               <w:spacing w:after="20"/>
               <w:jc w:val="left"/>
             </w:pPr>
@@ -3638,6 +3964,9 @@
         </w:tc>
       </w:tr>
       <w:tr>
+        <w:trPr>
+          <w:cantSplit w:val="true"/>
+        </w:trPr>
         <w:tc>
           <w:tcPr>
             <w:tcW w:type="dxa" w:w="2223"/>
@@ -3645,6 +3974,7 @@
           <w:p>
             <w:pPr>
               <w:pStyle w:val="Compact"/>
+              <w:keepNext/>
               <w:spacing w:after="20"/>
               <w:jc w:val="left"/>
             </w:pPr>
@@ -3664,6 +3994,7 @@
           <w:p>
             <w:pPr>
               <w:pStyle w:val="Compact"/>
+              <w:keepNext/>
               <w:spacing w:after="20"/>
               <w:jc w:val="left"/>
             </w:pPr>
@@ -3683,6 +4014,7 @@
           <w:p>
             <w:pPr>
               <w:pStyle w:val="Compact"/>
+              <w:keepNext/>
               <w:spacing w:after="20"/>
               <w:jc w:val="left"/>
             </w:pPr>
@@ -3697,6 +4029,9 @@
         </w:tc>
       </w:tr>
       <w:tr>
+        <w:trPr>
+          <w:cantSplit w:val="true"/>
+        </w:trPr>
         <w:tc>
           <w:tcPr>
             <w:tcW w:type="dxa" w:w="2223"/>
@@ -3704,6 +4039,7 @@
           <w:p>
             <w:pPr>
               <w:pStyle w:val="Compact"/>
+              <w:keepNext/>
               <w:spacing w:after="20"/>
               <w:jc w:val="left"/>
             </w:pPr>
@@ -3723,6 +4059,7 @@
           <w:p>
             <w:pPr>
               <w:pStyle w:val="Compact"/>
+              <w:keepNext/>
               <w:spacing w:after="20"/>
               <w:jc w:val="left"/>
             </w:pPr>
@@ -3742,6 +4079,7 @@
           <w:p>
             <w:pPr>
               <w:pStyle w:val="Compact"/>
+              <w:keepNext/>
               <w:spacing w:after="20"/>
               <w:jc w:val="left"/>
             </w:pPr>
@@ -3756,6 +4094,9 @@
         </w:tc>
       </w:tr>
       <w:tr>
+        <w:trPr>
+          <w:cantSplit w:val="true"/>
+        </w:trPr>
         <w:tc>
           <w:tcPr>
             <w:tcW w:type="dxa" w:w="2223"/>
@@ -3763,6 +4104,7 @@
           <w:p>
             <w:pPr>
               <w:pStyle w:val="Compact"/>
+              <w:keepNext/>
               <w:spacing w:after="20"/>
               <w:jc w:val="left"/>
             </w:pPr>
@@ -3782,6 +4124,7 @@
           <w:p>
             <w:pPr>
               <w:pStyle w:val="Compact"/>
+              <w:keepNext/>
               <w:spacing w:after="20"/>
               <w:jc w:val="left"/>
             </w:pPr>
@@ -3801,6 +4144,7 @@
           <w:p>
             <w:pPr>
               <w:pStyle w:val="Compact"/>
+              <w:keepNext/>
               <w:spacing w:after="20"/>
               <w:jc w:val="left"/>
             </w:pPr>
@@ -3815,6 +4159,9 @@
         </w:tc>
       </w:tr>
       <w:tr>
+        <w:trPr>
+          <w:cantSplit w:val="true"/>
+        </w:trPr>
         <w:tc>
           <w:tcPr>
             <w:tcW w:type="dxa" w:w="2223"/>
@@ -3822,6 +4169,7 @@
           <w:p>
             <w:pPr>
               <w:pStyle w:val="Compact"/>
+              <w:keepNext/>
               <w:spacing w:after="20"/>
               <w:jc w:val="left"/>
             </w:pPr>
@@ -3841,6 +4189,7 @@
           <w:p>
             <w:pPr>
               <w:pStyle w:val="Compact"/>
+              <w:keepNext/>
               <w:spacing w:after="20"/>
               <w:jc w:val="left"/>
             </w:pPr>
@@ -3860,6 +4209,7 @@
           <w:p>
             <w:pPr>
               <w:pStyle w:val="Compact"/>
+              <w:keepNext/>
               <w:spacing w:after="20"/>
               <w:jc w:val="left"/>
             </w:pPr>
@@ -3874,6 +4224,9 @@
         </w:tc>
       </w:tr>
       <w:tr>
+        <w:trPr>
+          <w:cantSplit w:val="true"/>
+        </w:trPr>
         <w:tc>
           <w:tcPr>
             <w:tcW w:type="dxa" w:w="2223"/>
@@ -3881,6 +4234,7 @@
           <w:p>
             <w:pPr>
               <w:pStyle w:val="Compact"/>
+              <w:keepNext/>
               <w:spacing w:after="20"/>
               <w:jc w:val="left"/>
             </w:pPr>
@@ -3900,6 +4254,7 @@
           <w:p>
             <w:pPr>
               <w:pStyle w:val="Compact"/>
+              <w:keepNext/>
               <w:spacing w:after="20"/>
               <w:jc w:val="left"/>
             </w:pPr>
@@ -3919,6 +4274,7 @@
           <w:p>
             <w:pPr>
               <w:pStyle w:val="Compact"/>
+              <w:keepNext/>
               <w:spacing w:after="20"/>
               <w:jc w:val="left"/>
             </w:pPr>
@@ -3933,6 +4289,9 @@
         </w:tc>
       </w:tr>
       <w:tr>
+        <w:trPr>
+          <w:cantSplit w:val="true"/>
+        </w:trPr>
         <w:tc>
           <w:tcPr>
             <w:tcW w:type="dxa" w:w="2223"/>
@@ -3940,6 +4299,7 @@
           <w:p>
             <w:pPr>
               <w:pStyle w:val="Compact"/>
+              <w:keepNext/>
               <w:spacing w:after="20"/>
               <w:jc w:val="left"/>
             </w:pPr>
@@ -3959,6 +4319,7 @@
           <w:p>
             <w:pPr>
               <w:pStyle w:val="Compact"/>
+              <w:keepNext/>
               <w:spacing w:after="20"/>
               <w:jc w:val="left"/>
             </w:pPr>
@@ -3978,6 +4339,7 @@
           <w:p>
             <w:pPr>
               <w:pStyle w:val="Compact"/>
+              <w:keepNext/>
               <w:spacing w:after="20"/>
               <w:jc w:val="left"/>
             </w:pPr>
@@ -3992,6 +4354,9 @@
         </w:tc>
       </w:tr>
       <w:tr>
+        <w:trPr>
+          <w:cantSplit w:val="true"/>
+        </w:trPr>
         <w:tc>
           <w:tcPr>
             <w:tcW w:type="dxa" w:w="2223"/>
@@ -3999,6 +4364,7 @@
           <w:p>
             <w:pPr>
               <w:pStyle w:val="Compact"/>
+              <w:keepNext/>
               <w:spacing w:after="20"/>
               <w:jc w:val="left"/>
             </w:pPr>
@@ -4018,6 +4384,7 @@
           <w:p>
             <w:pPr>
               <w:pStyle w:val="Compact"/>
+              <w:keepNext/>
               <w:spacing w:after="20"/>
               <w:jc w:val="left"/>
             </w:pPr>
@@ -4037,6 +4404,7 @@
           <w:p>
             <w:pPr>
               <w:pStyle w:val="Compact"/>
+              <w:keepNext/>
               <w:spacing w:after="20"/>
               <w:jc w:val="left"/>
             </w:pPr>
@@ -4051,6 +4419,9 @@
         </w:tc>
       </w:tr>
       <w:tr>
+        <w:trPr>
+          <w:cantSplit w:val="true"/>
+        </w:trPr>
         <w:tc>
           <w:tcPr>
             <w:tcW w:type="dxa" w:w="2223"/>
@@ -4189,6 +4560,33 @@
       </w:pPr>
       <w:r>
         <w:rPr>
+          <w:rStyle w:val="CommentTok"/>
+        </w:rPr>
+        <w:t xml:space="preserve"># 원천 분석 전체를 한 번에 실행한다</w:t>
+      </w:r>
+      <w:r>
+        <w:br/>
+      </w:r>
+      <w:r>
+        <w:rPr>
+          <w:rStyle w:val="CommentTok"/>
+        </w:rPr>
+        <w:t xml:space="preserve">#   all : 스키마 추출 → 프로파일 → 코드 수집 → 암묵 관계 → 품질 점검 → 인벤토리·요약·json 작성</w:t>
+      </w:r>
+      <w:r>
+        <w:br/>
+      </w:r>
+      <w:r>
+        <w:rPr>
+          <w:rStyle w:val="CommentTok"/>
+        </w:rPr>
+        <w:t xml:space="preserve">#   결과는 mapping/impix/s1/에 생긴다(저장소를 /repo로 마운트하므로 PC 폴더에 바로 저장)</w:t>
+      </w:r>
+      <w:r>
+        <w:br/>
+      </w:r>
+      <w:r>
+        <w:rPr>
           <w:rStyle w:val="ExtensionTok"/>
         </w:rPr>
         <w:t xml:space="preserve">docker</w:t>
@@ -4259,6 +4657,24 @@
         <w:rPr>
           <w:rStyle w:val="VerbatimChar"/>
         </w:rPr>
+        <w:t xml:space="preserve"># [n) …]의 n은 구현안내서 4.1 절차 번호</w:t>
+      </w:r>
+      <w:r>
+        <w:br/>
+      </w:r>
+      <w:r>
+        <w:rPr>
+          <w:rStyle w:val="VerbatimChar"/>
+        </w:rPr>
+        <w:t xml:space="preserve"># 절차 4: 테이블·컬럼·PK·FK·주석을 읽음 / 절차 5: 행 수·널·고유값·최솟값·최댓값·상위 값</w:t>
+      </w:r>
+      <w:r>
+        <w:br/>
+      </w:r>
+      <w:r>
+        <w:rPr>
+          <w:rStyle w:val="VerbatimChar"/>
+        </w:rPr>
         <w:t xml:space="preserve">[4) 스키마 추출] ERP: 테이블 33, 컬럼 255</w:t>
       </w:r>
       <w:r>
@@ -4313,6 +4729,15 @@
         <w:rPr>
           <w:rStyle w:val="VerbatimChar"/>
         </w:rPr>
+        <w:t xml:space="preserve"># 절차 7: 선언 FK + 이름·값 포함관계·리포트 SQL 조인으로 찾은 관계(시스템 간 포함)</w:t>
+      </w:r>
+      <w:r>
+        <w:br/>
+      </w:r>
+      <w:r>
+        <w:rPr>
+          <w:rStyle w:val="VerbatimChar"/>
+        </w:rPr>
         <w:t xml:space="preserve">[7) 암묵 관계]   전체 129 (선언 FK 13, FK 미선언 116)</w:t>
       </w:r>
       <w:r>
@@ -4322,7 +4747,25 @@
         <w:rPr>
           <w:rStyle w:val="VerbatimChar"/>
         </w:rPr>
+        <w:t xml:space="preserve"># 절차 6: 코드 테이블의 코드와, 값 종류가 적은 컬럼(코드 후보)</w:t>
+      </w:r>
+      <w:r>
+        <w:br/>
+      </w:r>
+      <w:r>
+        <w:rPr>
+          <w:rStyle w:val="VerbatimChar"/>
+        </w:rPr>
         <w:t xml:space="preserve">[6) 코드 수집]   코드 마스터 112건, 코드 후보 컬럼 73개</w:t>
+      </w:r>
+      <w:r>
+        <w:br/>
+      </w:r>
+      <w:r>
+        <w:rPr>
+          <w:rStyle w:val="VerbatimChar"/>
+        </w:rPr>
+        <w:t xml:space="preserve"># 설정의 checks(중복·고아·단위 혼용 등) 결과 — '상'은 S3 정제 규칙 대상</w:t>
       </w:r>
       <w:r>
         <w:br/>
@@ -4368,6 +4811,7 @@
         <w:trPr>
           <w:tblHeader w:val="true"/>
           <w:tblHeader w:val="true"/>
+          <w:cantSplit w:val="true"/>
         </w:trPr>
         <w:tc>
           <w:tcPr>
@@ -4377,6 +4821,7 @@
           <w:p>
             <w:pPr>
               <w:pStyle w:val="Compact"/>
+              <w:keepNext/>
               <w:spacing w:after="20"/>
               <w:jc w:val="left"/>
             </w:pPr>
@@ -4398,6 +4843,7 @@
           <w:p>
             <w:pPr>
               <w:pStyle w:val="Compact"/>
+              <w:keepNext/>
               <w:spacing w:after="20"/>
               <w:jc w:val="left"/>
             </w:pPr>
@@ -4419,6 +4865,7 @@
           <w:p>
             <w:pPr>
               <w:pStyle w:val="Compact"/>
+              <w:keepNext/>
               <w:spacing w:after="20"/>
               <w:jc w:val="left"/>
             </w:pPr>
@@ -4434,6 +4881,9 @@
         </w:tc>
       </w:tr>
       <w:tr>
+        <w:trPr>
+          <w:cantSplit w:val="true"/>
+        </w:trPr>
         <w:tc>
           <w:tcPr>
             <w:tcW w:type="dxa" w:w="1823"/>
@@ -4441,6 +4891,7 @@
           <w:p>
             <w:pPr>
               <w:pStyle w:val="Compact"/>
+              <w:keepNext/>
               <w:spacing w:after="20"/>
               <w:jc w:val="left"/>
             </w:pPr>
@@ -4460,6 +4911,7 @@
           <w:p>
             <w:pPr>
               <w:pStyle w:val="Compact"/>
+              <w:keepNext/>
               <w:spacing w:after="20"/>
               <w:jc w:val="left"/>
             </w:pPr>
@@ -4479,6 +4931,7 @@
           <w:p>
             <w:pPr>
               <w:pStyle w:val="Compact"/>
+              <w:keepNext/>
               <w:spacing w:after="20"/>
               <w:jc w:val="left"/>
             </w:pPr>
@@ -4493,6 +4946,9 @@
         </w:tc>
       </w:tr>
       <w:tr>
+        <w:trPr>
+          <w:cantSplit w:val="true"/>
+        </w:trPr>
         <w:tc>
           <w:tcPr>
             <w:tcW w:type="dxa" w:w="1823"/>
@@ -4500,6 +4956,7 @@
           <w:p>
             <w:pPr>
               <w:pStyle w:val="Compact"/>
+              <w:keepNext/>
               <w:spacing w:after="20"/>
               <w:jc w:val="left"/>
             </w:pPr>
@@ -4519,6 +4976,7 @@
           <w:p>
             <w:pPr>
               <w:pStyle w:val="Compact"/>
+              <w:keepNext/>
               <w:spacing w:after="20"/>
               <w:jc w:val="left"/>
             </w:pPr>
@@ -4538,6 +4996,7 @@
           <w:p>
             <w:pPr>
               <w:pStyle w:val="Compact"/>
+              <w:keepNext/>
               <w:spacing w:after="20"/>
               <w:jc w:val="left"/>
             </w:pPr>
@@ -4552,6 +5011,9 @@
         </w:tc>
       </w:tr>
       <w:tr>
+        <w:trPr>
+          <w:cantSplit w:val="true"/>
+        </w:trPr>
         <w:tc>
           <w:tcPr>
             <w:tcW w:type="dxa" w:w="1823"/>
@@ -4559,6 +5021,7 @@
           <w:p>
             <w:pPr>
               <w:pStyle w:val="Compact"/>
+              <w:keepNext/>
               <w:spacing w:after="20"/>
               <w:jc w:val="left"/>
             </w:pPr>
@@ -4578,6 +5041,7 @@
           <w:p>
             <w:pPr>
               <w:pStyle w:val="Compact"/>
+              <w:keepNext/>
               <w:spacing w:after="20"/>
               <w:jc w:val="left"/>
             </w:pPr>
@@ -4597,6 +5061,7 @@
           <w:p>
             <w:pPr>
               <w:pStyle w:val="Compact"/>
+              <w:keepNext/>
               <w:spacing w:after="20"/>
               <w:jc w:val="left"/>
             </w:pPr>
@@ -4611,6 +5076,9 @@
         </w:tc>
       </w:tr>
       <w:tr>
+        <w:trPr>
+          <w:cantSplit w:val="true"/>
+        </w:trPr>
         <w:tc>
           <w:tcPr>
             <w:tcW w:type="dxa" w:w="1823"/>
@@ -4618,6 +5086,7 @@
           <w:p>
             <w:pPr>
               <w:pStyle w:val="Compact"/>
+              <w:keepNext/>
               <w:spacing w:after="20"/>
               <w:jc w:val="left"/>
             </w:pPr>
@@ -4637,6 +5106,7 @@
           <w:p>
             <w:pPr>
               <w:pStyle w:val="Compact"/>
+              <w:keepNext/>
               <w:spacing w:after="20"/>
               <w:jc w:val="left"/>
             </w:pPr>
@@ -4656,6 +5126,7 @@
           <w:p>
             <w:pPr>
               <w:pStyle w:val="Compact"/>
+              <w:keepNext/>
               <w:spacing w:after="20"/>
               <w:jc w:val="left"/>
             </w:pPr>
@@ -4670,6 +5141,9 @@
         </w:tc>
       </w:tr>
       <w:tr>
+        <w:trPr>
+          <w:cantSplit w:val="true"/>
+        </w:trPr>
         <w:tc>
           <w:tcPr>
             <w:tcW w:type="dxa" w:w="1823"/>
@@ -4677,6 +5151,7 @@
           <w:p>
             <w:pPr>
               <w:pStyle w:val="Compact"/>
+              <w:keepNext/>
               <w:spacing w:after="20"/>
               <w:jc w:val="left"/>
             </w:pPr>
@@ -4696,6 +5171,7 @@
           <w:p>
             <w:pPr>
               <w:pStyle w:val="Compact"/>
+              <w:keepNext/>
               <w:spacing w:after="20"/>
               <w:jc w:val="left"/>
             </w:pPr>
@@ -4715,6 +5191,7 @@
           <w:p>
             <w:pPr>
               <w:pStyle w:val="Compact"/>
+              <w:keepNext/>
               <w:spacing w:after="20"/>
               <w:jc w:val="left"/>
             </w:pPr>
@@ -4729,6 +5206,9 @@
         </w:tc>
       </w:tr>
       <w:tr>
+        <w:trPr>
+          <w:cantSplit w:val="true"/>
+        </w:trPr>
         <w:tc>
           <w:tcPr>
             <w:tcW w:type="dxa" w:w="1823"/>
@@ -4736,6 +5216,7 @@
           <w:p>
             <w:pPr>
               <w:pStyle w:val="Compact"/>
+              <w:keepNext/>
               <w:spacing w:after="20"/>
               <w:jc w:val="left"/>
             </w:pPr>
@@ -4755,6 +5236,7 @@
           <w:p>
             <w:pPr>
               <w:pStyle w:val="Compact"/>
+              <w:keepNext/>
               <w:spacing w:after="20"/>
               <w:jc w:val="left"/>
             </w:pPr>
@@ -4774,6 +5256,7 @@
           <w:p>
             <w:pPr>
               <w:pStyle w:val="Compact"/>
+              <w:keepNext/>
               <w:spacing w:after="20"/>
               <w:jc w:val="left"/>
             </w:pPr>
@@ -4788,6 +5271,9 @@
         </w:tc>
       </w:tr>
       <w:tr>
+        <w:trPr>
+          <w:cantSplit w:val="true"/>
+        </w:trPr>
         <w:tc>
           <w:tcPr>
             <w:tcW w:type="dxa" w:w="1823"/>
@@ -4795,6 +5281,7 @@
           <w:p>
             <w:pPr>
               <w:pStyle w:val="Compact"/>
+              <w:keepNext/>
               <w:spacing w:after="20"/>
               <w:jc w:val="left"/>
             </w:pPr>
@@ -4814,6 +5301,7 @@
           <w:p>
             <w:pPr>
               <w:pStyle w:val="Compact"/>
+              <w:keepNext/>
               <w:spacing w:after="20"/>
               <w:jc w:val="left"/>
             </w:pPr>
@@ -4833,6 +5321,7 @@
           <w:p>
             <w:pPr>
               <w:pStyle w:val="Compact"/>
+              <w:keepNext/>
               <w:spacing w:after="20"/>
               <w:jc w:val="left"/>
             </w:pPr>
@@ -4847,6 +5336,9 @@
         </w:tc>
       </w:tr>
       <w:tr>
+        <w:trPr>
+          <w:cantSplit w:val="true"/>
+        </w:trPr>
         <w:tc>
           <w:tcPr>
             <w:tcW w:type="dxa" w:w="1823"/>
@@ -4957,6 +5449,7 @@
         <w:trPr>
           <w:tblHeader w:val="true"/>
           <w:tblHeader w:val="true"/>
+          <w:cantSplit w:val="true"/>
         </w:trPr>
         <w:tc>
           <w:tcPr>
@@ -4966,6 +5459,7 @@
           <w:p>
             <w:pPr>
               <w:pStyle w:val="Compact"/>
+              <w:keepNext/>
               <w:spacing w:after="20"/>
               <w:jc w:val="left"/>
             </w:pPr>
@@ -4987,6 +5481,7 @@
           <w:p>
             <w:pPr>
               <w:pStyle w:val="Compact"/>
+              <w:keepNext/>
               <w:spacing w:after="20"/>
               <w:jc w:val="left"/>
             </w:pPr>
@@ -5008,6 +5503,7 @@
           <w:p>
             <w:pPr>
               <w:pStyle w:val="Compact"/>
+              <w:keepNext/>
               <w:spacing w:after="20"/>
               <w:jc w:val="left"/>
             </w:pPr>
@@ -5023,6 +5519,9 @@
         </w:tc>
       </w:tr>
       <w:tr>
+        <w:trPr>
+          <w:cantSplit w:val="true"/>
+        </w:trPr>
         <w:tc>
           <w:tcPr>
             <w:tcW w:type="dxa" w:w="4230"/>
@@ -5030,6 +5529,7 @@
           <w:p>
             <w:pPr>
               <w:pStyle w:val="Compact"/>
+              <w:keepNext/>
               <w:spacing w:after="20"/>
               <w:jc w:val="left"/>
             </w:pPr>
@@ -5049,6 +5549,7 @@
           <w:p>
             <w:pPr>
               <w:pStyle w:val="Compact"/>
+              <w:keepNext/>
               <w:spacing w:after="20"/>
               <w:jc w:val="left"/>
             </w:pPr>
@@ -5117,6 +5618,7 @@
           <w:p>
             <w:pPr>
               <w:pStyle w:val="Compact"/>
+              <w:keepNext/>
               <w:spacing w:after="20"/>
               <w:jc w:val="left"/>
             </w:pPr>
@@ -5131,6 +5633,9 @@
         </w:tc>
       </w:tr>
       <w:tr>
+        <w:trPr>
+          <w:cantSplit w:val="true"/>
+        </w:trPr>
         <w:tc>
           <w:tcPr>
             <w:tcW w:type="dxa" w:w="4230"/>
@@ -5138,6 +5643,7 @@
           <w:p>
             <w:pPr>
               <w:pStyle w:val="Compact"/>
+              <w:keepNext/>
               <w:spacing w:after="20"/>
               <w:jc w:val="left"/>
             </w:pPr>
@@ -5157,6 +5663,7 @@
           <w:p>
             <w:pPr>
               <w:pStyle w:val="Compact"/>
+              <w:keepNext/>
               <w:spacing w:after="20"/>
               <w:jc w:val="left"/>
             </w:pPr>
@@ -5176,6 +5683,7 @@
           <w:p>
             <w:pPr>
               <w:pStyle w:val="Compact"/>
+              <w:keepNext/>
               <w:spacing w:after="20"/>
               <w:jc w:val="left"/>
             </w:pPr>
@@ -5190,6 +5698,9 @@
         </w:tc>
       </w:tr>
       <w:tr>
+        <w:trPr>
+          <w:cantSplit w:val="true"/>
+        </w:trPr>
         <w:tc>
           <w:tcPr>
             <w:tcW w:type="dxa" w:w="4230"/>
@@ -5197,6 +5708,7 @@
           <w:p>
             <w:pPr>
               <w:pStyle w:val="Compact"/>
+              <w:keepNext/>
               <w:spacing w:after="20"/>
               <w:jc w:val="left"/>
             </w:pPr>
@@ -5216,6 +5728,7 @@
           <w:p>
             <w:pPr>
               <w:pStyle w:val="Compact"/>
+              <w:keepNext/>
               <w:spacing w:after="20"/>
               <w:jc w:val="left"/>
             </w:pPr>
@@ -5235,6 +5748,7 @@
           <w:p>
             <w:pPr>
               <w:pStyle w:val="Compact"/>
+              <w:keepNext/>
               <w:spacing w:after="20"/>
               <w:jc w:val="left"/>
             </w:pPr>
@@ -5249,6 +5763,9 @@
         </w:tc>
       </w:tr>
       <w:tr>
+        <w:trPr>
+          <w:cantSplit w:val="true"/>
+        </w:trPr>
         <w:tc>
           <w:tcPr>
             <w:tcW w:type="dxa" w:w="4230"/>
@@ -5256,6 +5773,7 @@
           <w:p>
             <w:pPr>
               <w:pStyle w:val="Compact"/>
+              <w:keepNext/>
               <w:spacing w:after="20"/>
               <w:jc w:val="left"/>
             </w:pPr>
@@ -5275,6 +5793,7 @@
           <w:p>
             <w:pPr>
               <w:pStyle w:val="Compact"/>
+              <w:keepNext/>
               <w:spacing w:after="20"/>
               <w:jc w:val="left"/>
             </w:pPr>
@@ -5294,6 +5813,7 @@
           <w:p>
             <w:pPr>
               <w:pStyle w:val="Compact"/>
+              <w:keepNext/>
               <w:spacing w:after="20"/>
               <w:jc w:val="left"/>
             </w:pPr>
@@ -5308,6 +5828,9 @@
         </w:tc>
       </w:tr>
       <w:tr>
+        <w:trPr>
+          <w:cantSplit w:val="true"/>
+        </w:trPr>
         <w:tc>
           <w:tcPr>
             <w:tcW w:type="dxa" w:w="4230"/>
@@ -5315,6 +5838,7 @@
           <w:p>
             <w:pPr>
               <w:pStyle w:val="Compact"/>
+              <w:keepNext/>
               <w:spacing w:after="20"/>
               <w:jc w:val="left"/>
             </w:pPr>
@@ -5334,6 +5858,7 @@
           <w:p>
             <w:pPr>
               <w:pStyle w:val="Compact"/>
+              <w:keepNext/>
               <w:spacing w:after="20"/>
               <w:jc w:val="left"/>
             </w:pPr>
@@ -5353,6 +5878,7 @@
           <w:p>
             <w:pPr>
               <w:pStyle w:val="Compact"/>
+              <w:keepNext/>
               <w:spacing w:after="20"/>
               <w:jc w:val="left"/>
             </w:pPr>
@@ -5367,6 +5893,9 @@
         </w:tc>
       </w:tr>
       <w:tr>
+        <w:trPr>
+          <w:cantSplit w:val="true"/>
+        </w:trPr>
         <w:tc>
           <w:tcPr>
             <w:tcW w:type="dxa" w:w="4230"/>
@@ -5374,6 +5903,7 @@
           <w:p>
             <w:pPr>
               <w:pStyle w:val="Compact"/>
+              <w:keepNext/>
               <w:spacing w:after="20"/>
               <w:jc w:val="left"/>
             </w:pPr>
@@ -5393,6 +5923,7 @@
           <w:p>
             <w:pPr>
               <w:pStyle w:val="Compact"/>
+              <w:keepNext/>
               <w:spacing w:after="20"/>
               <w:jc w:val="left"/>
             </w:pPr>
@@ -5412,6 +5943,7 @@
           <w:p>
             <w:pPr>
               <w:pStyle w:val="Compact"/>
+              <w:keepNext/>
               <w:spacing w:after="20"/>
               <w:jc w:val="left"/>
             </w:pPr>
@@ -5426,6 +5958,9 @@
         </w:tc>
       </w:tr>
       <w:tr>
+        <w:trPr>
+          <w:cantSplit w:val="true"/>
+        </w:trPr>
         <w:tc>
           <w:tcPr>
             <w:tcW w:type="dxa" w:w="4230"/>
@@ -5433,6 +5968,7 @@
           <w:p>
             <w:pPr>
               <w:pStyle w:val="Compact"/>
+              <w:keepNext/>
               <w:spacing w:after="20"/>
               <w:jc w:val="left"/>
             </w:pPr>
@@ -5452,6 +5988,7 @@
           <w:p>
             <w:pPr>
               <w:pStyle w:val="Compact"/>
+              <w:keepNext/>
               <w:spacing w:after="20"/>
               <w:jc w:val="left"/>
             </w:pPr>
@@ -5471,6 +6008,7 @@
           <w:p>
             <w:pPr>
               <w:pStyle w:val="Compact"/>
+              <w:keepNext/>
               <w:spacing w:after="20"/>
               <w:jc w:val="left"/>
             </w:pPr>
@@ -5485,6 +6023,9 @@
         </w:tc>
       </w:tr>
       <w:tr>
+        <w:trPr>
+          <w:cantSplit w:val="true"/>
+        </w:trPr>
         <w:tc>
           <w:tcPr>
             <w:tcW w:type="dxa" w:w="4230"/>
@@ -5604,23 +6145,25 @@
         <w:tblLayout w:type="fixed"/>
       </w:tblPr>
       <w:tblGrid>
-        <w:gridCol w:w="3233"/>
-        <w:gridCol w:w="5658"/>
-        <w:gridCol w:w="743"/>
+        <w:gridCol w:w="3113"/>
+        <w:gridCol w:w="5448"/>
+        <w:gridCol w:w="1074"/>
       </w:tblGrid>
       <w:tr>
         <w:trPr>
           <w:tblHeader w:val="true"/>
           <w:tblHeader w:val="true"/>
+          <w:cantSplit w:val="true"/>
         </w:trPr>
         <w:tc>
           <w:tcPr>
-            <w:tcW w:type="dxa" w:w="3233"/>
+            <w:tcW w:type="dxa" w:w="3113"/>
             <w:shd w:val="clear" w:color="auto" w:fill="DCE6F2"/>
           </w:tcPr>
           <w:p>
             <w:pPr>
               <w:pStyle w:val="Compact"/>
+              <w:keepNext/>
               <w:spacing w:after="20"/>
               <w:jc w:val="left"/>
             </w:pPr>
@@ -5636,12 +6179,13 @@
         </w:tc>
         <w:tc>
           <w:tcPr>
-            <w:tcW w:type="dxa" w:w="5658"/>
+            <w:tcW w:type="dxa" w:w="5448"/>
             <w:shd w:val="clear" w:color="auto" w:fill="DCE6F2"/>
           </w:tcPr>
           <w:p>
             <w:pPr>
               <w:pStyle w:val="Compact"/>
+              <w:keepNext/>
               <w:spacing w:after="20"/>
               <w:jc w:val="left"/>
             </w:pPr>
@@ -5657,12 +6201,13 @@
         </w:tc>
         <w:tc>
           <w:tcPr>
-            <w:tcW w:type="dxa" w:w="743"/>
+            <w:tcW w:type="dxa" w:w="1074"/>
             <w:shd w:val="clear" w:color="auto" w:fill="DCE6F2"/>
           </w:tcPr>
           <w:p>
             <w:pPr>
               <w:pStyle w:val="Compact"/>
+              <w:keepNext/>
               <w:spacing w:after="20"/>
               <w:jc w:val="left"/>
             </w:pPr>
@@ -5678,13 +6223,17 @@
         </w:tc>
       </w:tr>
       <w:tr>
-        <w:tc>
-          <w:tcPr>
-            <w:tcW w:type="dxa" w:w="3233"/>
-          </w:tcPr>
-          <w:p>
-            <w:pPr>
-              <w:pStyle w:val="Compact"/>
+        <w:trPr>
+          <w:cantSplit w:val="true"/>
+        </w:trPr>
+        <w:tc>
+          <w:tcPr>
+            <w:tcW w:type="dxa" w:w="3113"/>
+          </w:tcPr>
+          <w:p>
+            <w:pPr>
+              <w:pStyle w:val="Compact"/>
+              <w:keepNext/>
               <w:spacing w:after="20"/>
               <w:jc w:val="left"/>
             </w:pPr>
@@ -5699,11 +6248,12 @@
         </w:tc>
         <w:tc>
           <w:tcPr>
-            <w:tcW w:type="dxa" w:w="5658"/>
-          </w:tcPr>
-          <w:p>
-            <w:pPr>
-              <w:pStyle w:val="Compact"/>
+            <w:tcW w:type="dxa" w:w="5448"/>
+          </w:tcPr>
+          <w:p>
+            <w:pPr>
+              <w:pStyle w:val="Compact"/>
+              <w:keepNext/>
               <w:spacing w:after="20"/>
               <w:jc w:val="left"/>
             </w:pPr>
@@ -5718,11 +6268,12 @@
         </w:tc>
         <w:tc>
           <w:tcPr>
-            <w:tcW w:type="dxa" w:w="743"/>
-          </w:tcPr>
-          <w:p>
-            <w:pPr>
-              <w:pStyle w:val="Compact"/>
+            <w:tcW w:type="dxa" w:w="1074"/>
+          </w:tcPr>
+          <w:p>
+            <w:pPr>
+              <w:pStyle w:val="Compact"/>
+              <w:keepNext/>
               <w:spacing w:after="20"/>
               <w:jc w:val="left"/>
             </w:pPr>
@@ -5737,13 +6288,17 @@
         </w:tc>
       </w:tr>
       <w:tr>
-        <w:tc>
-          <w:tcPr>
-            <w:tcW w:type="dxa" w:w="3233"/>
-          </w:tcPr>
-          <w:p>
-            <w:pPr>
-              <w:pStyle w:val="Compact"/>
+        <w:trPr>
+          <w:cantSplit w:val="true"/>
+        </w:trPr>
+        <w:tc>
+          <w:tcPr>
+            <w:tcW w:type="dxa" w:w="3113"/>
+          </w:tcPr>
+          <w:p>
+            <w:pPr>
+              <w:pStyle w:val="Compact"/>
+              <w:keepNext/>
               <w:spacing w:after="20"/>
               <w:jc w:val="left"/>
             </w:pPr>
@@ -5758,11 +6313,12 @@
         </w:tc>
         <w:tc>
           <w:tcPr>
-            <w:tcW w:type="dxa" w:w="5658"/>
-          </w:tcPr>
-          <w:p>
-            <w:pPr>
-              <w:pStyle w:val="Compact"/>
+            <w:tcW w:type="dxa" w:w="5448"/>
+          </w:tcPr>
+          <w:p>
+            <w:pPr>
+              <w:pStyle w:val="Compact"/>
+              <w:keepNext/>
               <w:spacing w:after="20"/>
               <w:jc w:val="left"/>
             </w:pPr>
@@ -5777,11 +6333,12 @@
         </w:tc>
         <w:tc>
           <w:tcPr>
-            <w:tcW w:type="dxa" w:w="743"/>
-          </w:tcPr>
-          <w:p>
-            <w:pPr>
-              <w:pStyle w:val="Compact"/>
+            <w:tcW w:type="dxa" w:w="1074"/>
+          </w:tcPr>
+          <w:p>
+            <w:pPr>
+              <w:pStyle w:val="Compact"/>
+              <w:keepNext/>
               <w:spacing w:after="20"/>
               <w:jc w:val="left"/>
             </w:pPr>
@@ -5796,13 +6353,17 @@
         </w:tc>
       </w:tr>
       <w:tr>
-        <w:tc>
-          <w:tcPr>
-            <w:tcW w:type="dxa" w:w="3233"/>
-          </w:tcPr>
-          <w:p>
-            <w:pPr>
-              <w:pStyle w:val="Compact"/>
+        <w:trPr>
+          <w:cantSplit w:val="true"/>
+        </w:trPr>
+        <w:tc>
+          <w:tcPr>
+            <w:tcW w:type="dxa" w:w="3113"/>
+          </w:tcPr>
+          <w:p>
+            <w:pPr>
+              <w:pStyle w:val="Compact"/>
+              <w:keepNext/>
               <w:spacing w:after="20"/>
               <w:jc w:val="left"/>
             </w:pPr>
@@ -5817,11 +6378,12 @@
         </w:tc>
         <w:tc>
           <w:tcPr>
-            <w:tcW w:type="dxa" w:w="5658"/>
-          </w:tcPr>
-          <w:p>
-            <w:pPr>
-              <w:pStyle w:val="Compact"/>
+            <w:tcW w:type="dxa" w:w="5448"/>
+          </w:tcPr>
+          <w:p>
+            <w:pPr>
+              <w:pStyle w:val="Compact"/>
+              <w:keepNext/>
               <w:spacing w:after="20"/>
               <w:jc w:val="left"/>
             </w:pPr>
@@ -5836,11 +6398,12 @@
         </w:tc>
         <w:tc>
           <w:tcPr>
-            <w:tcW w:type="dxa" w:w="743"/>
-          </w:tcPr>
-          <w:p>
-            <w:pPr>
-              <w:pStyle w:val="Compact"/>
+            <w:tcW w:type="dxa" w:w="1074"/>
+          </w:tcPr>
+          <w:p>
+            <w:pPr>
+              <w:pStyle w:val="Compact"/>
+              <w:keepNext/>
               <w:spacing w:after="20"/>
               <w:jc w:val="left"/>
             </w:pPr>
@@ -5855,13 +6418,17 @@
         </w:tc>
       </w:tr>
       <w:tr>
-        <w:tc>
-          <w:tcPr>
-            <w:tcW w:type="dxa" w:w="3233"/>
-          </w:tcPr>
-          <w:p>
-            <w:pPr>
-              <w:pStyle w:val="Compact"/>
+        <w:trPr>
+          <w:cantSplit w:val="true"/>
+        </w:trPr>
+        <w:tc>
+          <w:tcPr>
+            <w:tcW w:type="dxa" w:w="3113"/>
+          </w:tcPr>
+          <w:p>
+            <w:pPr>
+              <w:pStyle w:val="Compact"/>
+              <w:keepNext/>
               <w:spacing w:after="20"/>
               <w:jc w:val="left"/>
             </w:pPr>
@@ -5876,11 +6443,12 @@
         </w:tc>
         <w:tc>
           <w:tcPr>
-            <w:tcW w:type="dxa" w:w="5658"/>
-          </w:tcPr>
-          <w:p>
-            <w:pPr>
-              <w:pStyle w:val="Compact"/>
+            <w:tcW w:type="dxa" w:w="5448"/>
+          </w:tcPr>
+          <w:p>
+            <w:pPr>
+              <w:pStyle w:val="Compact"/>
+              <w:keepNext/>
               <w:spacing w:after="20"/>
               <w:jc w:val="left"/>
             </w:pPr>
@@ -5895,11 +6463,12 @@
         </w:tc>
         <w:tc>
           <w:tcPr>
-            <w:tcW w:type="dxa" w:w="743"/>
-          </w:tcPr>
-          <w:p>
-            <w:pPr>
-              <w:pStyle w:val="Compact"/>
+            <w:tcW w:type="dxa" w:w="1074"/>
+          </w:tcPr>
+          <w:p>
+            <w:pPr>
+              <w:pStyle w:val="Compact"/>
+              <w:keepNext/>
               <w:spacing w:after="20"/>
               <w:jc w:val="left"/>
             </w:pPr>
@@ -5914,13 +6483,17 @@
         </w:tc>
       </w:tr>
       <w:tr>
-        <w:tc>
-          <w:tcPr>
-            <w:tcW w:type="dxa" w:w="3233"/>
-          </w:tcPr>
-          <w:p>
-            <w:pPr>
-              <w:pStyle w:val="Compact"/>
+        <w:trPr>
+          <w:cantSplit w:val="true"/>
+        </w:trPr>
+        <w:tc>
+          <w:tcPr>
+            <w:tcW w:type="dxa" w:w="3113"/>
+          </w:tcPr>
+          <w:p>
+            <w:pPr>
+              <w:pStyle w:val="Compact"/>
+              <w:keepNext/>
               <w:spacing w:after="20"/>
               <w:jc w:val="left"/>
             </w:pPr>
@@ -5935,11 +6508,12 @@
         </w:tc>
         <w:tc>
           <w:tcPr>
-            <w:tcW w:type="dxa" w:w="5658"/>
-          </w:tcPr>
-          <w:p>
-            <w:pPr>
-              <w:pStyle w:val="Compact"/>
+            <w:tcW w:type="dxa" w:w="5448"/>
+          </w:tcPr>
+          <w:p>
+            <w:pPr>
+              <w:pStyle w:val="Compact"/>
+              <w:keepNext/>
               <w:spacing w:after="20"/>
               <w:jc w:val="left"/>
             </w:pPr>
@@ -5954,11 +6528,12 @@
         </w:tc>
         <w:tc>
           <w:tcPr>
-            <w:tcW w:type="dxa" w:w="743"/>
-          </w:tcPr>
-          <w:p>
-            <w:pPr>
-              <w:pStyle w:val="Compact"/>
+            <w:tcW w:type="dxa" w:w="1074"/>
+          </w:tcPr>
+          <w:p>
+            <w:pPr>
+              <w:pStyle w:val="Compact"/>
+              <w:keepNext/>
               <w:spacing w:after="20"/>
               <w:jc w:val="left"/>
             </w:pPr>
@@ -5973,13 +6548,17 @@
         </w:tc>
       </w:tr>
       <w:tr>
-        <w:tc>
-          <w:tcPr>
-            <w:tcW w:type="dxa" w:w="3233"/>
-          </w:tcPr>
-          <w:p>
-            <w:pPr>
-              <w:pStyle w:val="Compact"/>
+        <w:trPr>
+          <w:cantSplit w:val="true"/>
+        </w:trPr>
+        <w:tc>
+          <w:tcPr>
+            <w:tcW w:type="dxa" w:w="3113"/>
+          </w:tcPr>
+          <w:p>
+            <w:pPr>
+              <w:pStyle w:val="Compact"/>
+              <w:keepNext/>
               <w:spacing w:after="20"/>
               <w:jc w:val="left"/>
             </w:pPr>
@@ -5994,11 +6573,12 @@
         </w:tc>
         <w:tc>
           <w:tcPr>
-            <w:tcW w:type="dxa" w:w="5658"/>
-          </w:tcPr>
-          <w:p>
-            <w:pPr>
-              <w:pStyle w:val="Compact"/>
+            <w:tcW w:type="dxa" w:w="5448"/>
+          </w:tcPr>
+          <w:p>
+            <w:pPr>
+              <w:pStyle w:val="Compact"/>
+              <w:keepNext/>
               <w:spacing w:after="20"/>
               <w:jc w:val="left"/>
             </w:pPr>
@@ -6013,11 +6593,12 @@
         </w:tc>
         <w:tc>
           <w:tcPr>
-            <w:tcW w:type="dxa" w:w="743"/>
-          </w:tcPr>
-          <w:p>
-            <w:pPr>
-              <w:pStyle w:val="Compact"/>
+            <w:tcW w:type="dxa" w:w="1074"/>
+          </w:tcPr>
+          <w:p>
+            <w:pPr>
+              <w:pStyle w:val="Compact"/>
+              <w:keepNext/>
               <w:spacing w:after="20"/>
               <w:jc w:val="left"/>
             </w:pPr>
@@ -6032,9 +6613,12 @@
         </w:tc>
       </w:tr>
       <w:tr>
-        <w:tc>
-          <w:tcPr>
-            <w:tcW w:type="dxa" w:w="3233"/>
+        <w:trPr>
+          <w:cantSplit w:val="true"/>
+        </w:trPr>
+        <w:tc>
+          <w:tcPr>
+            <w:tcW w:type="dxa" w:w="3113"/>
           </w:tcPr>
           <w:p>
             <w:pPr>
@@ -6053,7 +6637,7 @@
         </w:tc>
         <w:tc>
           <w:tcPr>
-            <w:tcW w:type="dxa" w:w="5658"/>
+            <w:tcW w:type="dxa" w:w="5448"/>
           </w:tcPr>
           <w:p>
             <w:pPr>
@@ -6072,7 +6656,7 @@
         </w:tc>
         <w:tc>
           <w:tcPr>
-            <w:tcW w:type="dxa" w:w="743"/>
+            <w:tcW w:type="dxa" w:w="1074"/>
           </w:tcPr>
           <w:p>
             <w:pPr>
@@ -6124,6 +6708,7 @@
         <w:trPr>
           <w:tblHeader w:val="true"/>
           <w:tblHeader w:val="true"/>
+          <w:cantSplit w:val="true"/>
         </w:trPr>
         <w:tc>
           <w:tcPr>
@@ -6133,6 +6718,7 @@
           <w:p>
             <w:pPr>
               <w:pStyle w:val="Compact"/>
+              <w:keepNext/>
               <w:spacing w:after="20"/>
               <w:jc w:val="left"/>
             </w:pPr>
@@ -6154,6 +6740,7 @@
           <w:p>
             <w:pPr>
               <w:pStyle w:val="Compact"/>
+              <w:keepNext/>
               <w:spacing w:after="20"/>
               <w:jc w:val="left"/>
             </w:pPr>
@@ -6169,6 +6756,9 @@
         </w:tc>
       </w:tr>
       <w:tr>
+        <w:trPr>
+          <w:cantSplit w:val="true"/>
+        </w:trPr>
         <w:tc>
           <w:tcPr>
             <w:tcW w:type="dxa" w:w="2223"/>
@@ -6176,6 +6766,7 @@
           <w:p>
             <w:pPr>
               <w:pStyle w:val="Compact"/>
+              <w:keepNext/>
               <w:spacing w:after="20"/>
               <w:jc w:val="left"/>
             </w:pPr>
@@ -6195,6 +6786,7 @@
           <w:p>
             <w:pPr>
               <w:pStyle w:val="Compact"/>
+              <w:keepNext/>
               <w:spacing w:after="20"/>
               <w:jc w:val="left"/>
             </w:pPr>
@@ -6209,6 +6801,9 @@
         </w:tc>
       </w:tr>
       <w:tr>
+        <w:trPr>
+          <w:cantSplit w:val="true"/>
+        </w:trPr>
         <w:tc>
           <w:tcPr>
             <w:tcW w:type="dxa" w:w="2223"/>
@@ -6216,6 +6811,7 @@
           <w:p>
             <w:pPr>
               <w:pStyle w:val="Compact"/>
+              <w:keepNext/>
               <w:spacing w:after="20"/>
               <w:jc w:val="left"/>
             </w:pPr>
@@ -6235,6 +6831,7 @@
           <w:p>
             <w:pPr>
               <w:pStyle w:val="Compact"/>
+              <w:keepNext/>
               <w:spacing w:after="20"/>
               <w:jc w:val="left"/>
             </w:pPr>
@@ -6249,6 +6846,9 @@
         </w:tc>
       </w:tr>
       <w:tr>
+        <w:trPr>
+          <w:cantSplit w:val="true"/>
+        </w:trPr>
         <w:tc>
           <w:tcPr>
             <w:tcW w:type="dxa" w:w="2223"/>
@@ -6256,6 +6856,7 @@
           <w:p>
             <w:pPr>
               <w:pStyle w:val="Compact"/>
+              <w:keepNext/>
               <w:spacing w:after="20"/>
               <w:jc w:val="left"/>
             </w:pPr>
@@ -6275,6 +6876,7 @@
           <w:p>
             <w:pPr>
               <w:pStyle w:val="Compact"/>
+              <w:keepNext/>
               <w:spacing w:after="20"/>
               <w:jc w:val="left"/>
             </w:pPr>
@@ -6289,6 +6891,9 @@
         </w:tc>
       </w:tr>
       <w:tr>
+        <w:trPr>
+          <w:cantSplit w:val="true"/>
+        </w:trPr>
         <w:tc>
           <w:tcPr>
             <w:tcW w:type="dxa" w:w="2223"/>
@@ -6296,6 +6901,7 @@
           <w:p>
             <w:pPr>
               <w:pStyle w:val="Compact"/>
+              <w:keepNext/>
               <w:spacing w:after="20"/>
               <w:jc w:val="left"/>
             </w:pPr>
@@ -6315,6 +6921,7 @@
           <w:p>
             <w:pPr>
               <w:pStyle w:val="Compact"/>
+              <w:keepNext/>
               <w:spacing w:after="20"/>
               <w:jc w:val="left"/>
             </w:pPr>
@@ -6329,6 +6936,9 @@
         </w:tc>
       </w:tr>
       <w:tr>
+        <w:trPr>
+          <w:cantSplit w:val="true"/>
+        </w:trPr>
         <w:tc>
           <w:tcPr>
             <w:tcW w:type="dxa" w:w="2223"/>
@@ -6427,6 +7037,15 @@
       </w:pPr>
       <w:r>
         <w:rPr>
+          <w:rStyle w:val="CommentTok"/>
+        </w:rPr>
+        <w:t xml:space="preserve"># kpi_catalog.yaml의 데이터셋 SQL로 원천을 읽어 KPI 34종을 계산하고 KPI 정의서(xlsx)·결과(json)를 만든다</w:t>
+      </w:r>
+      <w:r>
+        <w:br/>
+      </w:r>
+      <w:r>
+        <w:rPr>
           <w:rStyle w:val="ExtensionTok"/>
         </w:rPr>
         <w:t xml:space="preserve">docker</w:t>
@@ -6472,6 +7091,15 @@
           <w:rStyle w:val="NormalTok"/>
         </w:rPr>
         <w:t xml:space="preserve"> mapping/impix/s1/s1_config.yaml</w:t>
+      </w:r>
+      <w:r>
+        <w:br/>
+      </w:r>
+      <w:r>
+        <w:rPr>
+          <w:rStyle w:val="CommentTok"/>
+        </w:rPr>
+        <w:t xml:space="preserve"># scenarios.yaml로 시나리오 정의서(docx)·업무질의서(xlsx)를 만든다 — KPI 값이 들어가므로 kpi 다음에 실행</w:t>
       </w:r>
       <w:r>
         <w:br/>
@@ -6590,6 +7218,7 @@
         <w:trPr>
           <w:tblHeader w:val="true"/>
           <w:tblHeader w:val="true"/>
+          <w:cantSplit w:val="true"/>
         </w:trPr>
         <w:tc>
           <w:tcPr>
@@ -6599,6 +7228,7 @@
           <w:p>
             <w:pPr>
               <w:pStyle w:val="Compact"/>
+              <w:keepNext/>
               <w:spacing w:after="20"/>
               <w:jc w:val="left"/>
             </w:pPr>
@@ -6620,6 +7250,7 @@
           <w:p>
             <w:pPr>
               <w:pStyle w:val="Compact"/>
+              <w:keepNext/>
               <w:spacing w:after="20"/>
               <w:jc w:val="left"/>
             </w:pPr>
@@ -6635,6 +7266,9 @@
         </w:tc>
       </w:tr>
       <w:tr>
+        <w:trPr>
+          <w:cantSplit w:val="true"/>
+        </w:trPr>
         <w:tc>
           <w:tcPr>
             <w:tcW w:type="dxa" w:w="3517"/>
@@ -6642,6 +7276,7 @@
           <w:p>
             <w:pPr>
               <w:pStyle w:val="Compact"/>
+              <w:keepNext/>
               <w:spacing w:after="20"/>
               <w:jc w:val="left"/>
             </w:pPr>
@@ -6661,6 +7296,7 @@
           <w:p>
             <w:pPr>
               <w:pStyle w:val="Compact"/>
+              <w:keepNext/>
               <w:spacing w:after="20"/>
               <w:jc w:val="left"/>
             </w:pPr>
@@ -6675,6 +7311,9 @@
         </w:tc>
       </w:tr>
       <w:tr>
+        <w:trPr>
+          <w:cantSplit w:val="true"/>
+        </w:trPr>
         <w:tc>
           <w:tcPr>
             <w:tcW w:type="dxa" w:w="3517"/>
@@ -6682,6 +7321,7 @@
           <w:p>
             <w:pPr>
               <w:pStyle w:val="Compact"/>
+              <w:keepNext/>
               <w:spacing w:after="20"/>
               <w:jc w:val="left"/>
             </w:pPr>
@@ -6701,6 +7341,7 @@
           <w:p>
             <w:pPr>
               <w:pStyle w:val="Compact"/>
+              <w:keepNext/>
               <w:spacing w:after="20"/>
               <w:jc w:val="left"/>
             </w:pPr>
@@ -6715,6 +7356,9 @@
         </w:tc>
       </w:tr>
       <w:tr>
+        <w:trPr>
+          <w:cantSplit w:val="true"/>
+        </w:trPr>
         <w:tc>
           <w:tcPr>
             <w:tcW w:type="dxa" w:w="3517"/>
@@ -6722,6 +7366,7 @@
           <w:p>
             <w:pPr>
               <w:pStyle w:val="Compact"/>
+              <w:keepNext/>
               <w:spacing w:after="20"/>
               <w:jc w:val="left"/>
             </w:pPr>
@@ -6741,6 +7386,7 @@
           <w:p>
             <w:pPr>
               <w:pStyle w:val="Compact"/>
+              <w:keepNext/>
               <w:spacing w:after="20"/>
               <w:jc w:val="left"/>
             </w:pPr>
@@ -6755,6 +7401,9 @@
         </w:tc>
       </w:tr>
       <w:tr>
+        <w:trPr>
+          <w:cantSplit w:val="true"/>
+        </w:trPr>
         <w:tc>
           <w:tcPr>
             <w:tcW w:type="dxa" w:w="3517"/>
@@ -6762,6 +7411,7 @@
           <w:p>
             <w:pPr>
               <w:pStyle w:val="Compact"/>
+              <w:keepNext/>
               <w:spacing w:after="20"/>
               <w:jc w:val="left"/>
             </w:pPr>
@@ -6781,6 +7431,7 @@
           <w:p>
             <w:pPr>
               <w:pStyle w:val="Compact"/>
+              <w:keepNext/>
               <w:spacing w:after="20"/>
               <w:jc w:val="left"/>
             </w:pPr>
@@ -6795,6 +7446,9 @@
         </w:tc>
       </w:tr>
       <w:tr>
+        <w:trPr>
+          <w:cantSplit w:val="true"/>
+        </w:trPr>
         <w:tc>
           <w:tcPr>
             <w:tcW w:type="dxa" w:w="3517"/>
@@ -6920,23 +7574,25 @@
         <w:tblLayout w:type="fixed"/>
       </w:tblPr>
       <w:tblGrid>
-        <w:gridCol w:w="837"/>
-        <w:gridCol w:w="5586"/>
-        <w:gridCol w:w="3212"/>
+        <w:gridCol w:w="1119"/>
+        <w:gridCol w:w="5407"/>
+        <w:gridCol w:w="3109"/>
       </w:tblGrid>
       <w:tr>
         <w:trPr>
           <w:tblHeader w:val="true"/>
           <w:tblHeader w:val="true"/>
+          <w:cantSplit w:val="true"/>
         </w:trPr>
         <w:tc>
           <w:tcPr>
-            <w:tcW w:type="dxa" w:w="837"/>
+            <w:tcW w:type="dxa" w:w="1119"/>
             <w:shd w:val="clear" w:color="auto" w:fill="DCE6F2"/>
           </w:tcPr>
           <w:p>
             <w:pPr>
               <w:pStyle w:val="Compact"/>
+              <w:keepNext/>
               <w:spacing w:after="20"/>
               <w:jc w:val="left"/>
             </w:pPr>
@@ -6952,12 +7608,13 @@
         </w:tc>
         <w:tc>
           <w:tcPr>
-            <w:tcW w:type="dxa" w:w="5586"/>
+            <w:tcW w:type="dxa" w:w="5407"/>
             <w:shd w:val="clear" w:color="auto" w:fill="DCE6F2"/>
           </w:tcPr>
           <w:p>
             <w:pPr>
               <w:pStyle w:val="Compact"/>
+              <w:keepNext/>
               <w:spacing w:after="20"/>
               <w:jc w:val="left"/>
             </w:pPr>
@@ -6973,12 +7630,13 @@
         </w:tc>
         <w:tc>
           <w:tcPr>
-            <w:tcW w:type="dxa" w:w="3212"/>
+            <w:tcW w:type="dxa" w:w="3109"/>
             <w:shd w:val="clear" w:color="auto" w:fill="DCE6F2"/>
           </w:tcPr>
           <w:p>
             <w:pPr>
               <w:pStyle w:val="Compact"/>
+              <w:keepNext/>
               <w:spacing w:after="20"/>
               <w:jc w:val="left"/>
             </w:pPr>
@@ -6994,13 +7652,17 @@
         </w:tc>
       </w:tr>
       <w:tr>
-        <w:tc>
-          <w:tcPr>
-            <w:tcW w:type="dxa" w:w="837"/>
-          </w:tcPr>
-          <w:p>
-            <w:pPr>
-              <w:pStyle w:val="Compact"/>
+        <w:trPr>
+          <w:cantSplit w:val="true"/>
+        </w:trPr>
+        <w:tc>
+          <w:tcPr>
+            <w:tcW w:type="dxa" w:w="1119"/>
+          </w:tcPr>
+          <w:p>
+            <w:pPr>
+              <w:pStyle w:val="Compact"/>
+              <w:keepNext/>
               <w:spacing w:after="20"/>
               <w:jc w:val="left"/>
             </w:pPr>
@@ -7015,11 +7677,12 @@
         </w:tc>
         <w:tc>
           <w:tcPr>
-            <w:tcW w:type="dxa" w:w="5586"/>
-          </w:tcPr>
-          <w:p>
-            <w:pPr>
-              <w:pStyle w:val="Compact"/>
+            <w:tcW w:type="dxa" w:w="5407"/>
+          </w:tcPr>
+          <w:p>
+            <w:pPr>
+              <w:pStyle w:val="Compact"/>
+              <w:keepNext/>
               <w:spacing w:after="20"/>
               <w:jc w:val="left"/>
             </w:pPr>
@@ -7034,11 +7697,12 @@
         </w:tc>
         <w:tc>
           <w:tcPr>
-            <w:tcW w:type="dxa" w:w="3212"/>
-          </w:tcPr>
-          <w:p>
-            <w:pPr>
-              <w:pStyle w:val="Compact"/>
+            <w:tcW w:type="dxa" w:w="3109"/>
+          </w:tcPr>
+          <w:p>
+            <w:pPr>
+              <w:pStyle w:val="Compact"/>
+              <w:keepNext/>
               <w:spacing w:after="20"/>
               <w:jc w:val="left"/>
             </w:pPr>
@@ -7053,13 +7717,17 @@
         </w:tc>
       </w:tr>
       <w:tr>
-        <w:tc>
-          <w:tcPr>
-            <w:tcW w:type="dxa" w:w="837"/>
-          </w:tcPr>
-          <w:p>
-            <w:pPr>
-              <w:pStyle w:val="Compact"/>
+        <w:trPr>
+          <w:cantSplit w:val="true"/>
+        </w:trPr>
+        <w:tc>
+          <w:tcPr>
+            <w:tcW w:type="dxa" w:w="1119"/>
+          </w:tcPr>
+          <w:p>
+            <w:pPr>
+              <w:pStyle w:val="Compact"/>
+              <w:keepNext/>
               <w:spacing w:after="20"/>
               <w:jc w:val="left"/>
             </w:pPr>
@@ -7074,11 +7742,12 @@
         </w:tc>
         <w:tc>
           <w:tcPr>
-            <w:tcW w:type="dxa" w:w="5586"/>
-          </w:tcPr>
-          <w:p>
-            <w:pPr>
-              <w:pStyle w:val="Compact"/>
+            <w:tcW w:type="dxa" w:w="5407"/>
+          </w:tcPr>
+          <w:p>
+            <w:pPr>
+              <w:pStyle w:val="Compact"/>
+              <w:keepNext/>
               <w:spacing w:after="20"/>
               <w:jc w:val="left"/>
             </w:pPr>
@@ -7093,11 +7762,12 @@
         </w:tc>
         <w:tc>
           <w:tcPr>
-            <w:tcW w:type="dxa" w:w="3212"/>
-          </w:tcPr>
-          <w:p>
-            <w:pPr>
-              <w:pStyle w:val="Compact"/>
+            <w:tcW w:type="dxa" w:w="3109"/>
+          </w:tcPr>
+          <w:p>
+            <w:pPr>
+              <w:pStyle w:val="Compact"/>
+              <w:keepNext/>
               <w:spacing w:after="20"/>
               <w:jc w:val="left"/>
             </w:pPr>
@@ -7112,13 +7782,17 @@
         </w:tc>
       </w:tr>
       <w:tr>
-        <w:tc>
-          <w:tcPr>
-            <w:tcW w:type="dxa" w:w="837"/>
-          </w:tcPr>
-          <w:p>
-            <w:pPr>
-              <w:pStyle w:val="Compact"/>
+        <w:trPr>
+          <w:cantSplit w:val="true"/>
+        </w:trPr>
+        <w:tc>
+          <w:tcPr>
+            <w:tcW w:type="dxa" w:w="1119"/>
+          </w:tcPr>
+          <w:p>
+            <w:pPr>
+              <w:pStyle w:val="Compact"/>
+              <w:keepNext/>
               <w:spacing w:after="20"/>
               <w:jc w:val="left"/>
             </w:pPr>
@@ -7133,11 +7807,12 @@
         </w:tc>
         <w:tc>
           <w:tcPr>
-            <w:tcW w:type="dxa" w:w="5586"/>
-          </w:tcPr>
-          <w:p>
-            <w:pPr>
-              <w:pStyle w:val="Compact"/>
+            <w:tcW w:type="dxa" w:w="5407"/>
+          </w:tcPr>
+          <w:p>
+            <w:pPr>
+              <w:pStyle w:val="Compact"/>
+              <w:keepNext/>
               <w:spacing w:after="20"/>
               <w:jc w:val="left"/>
             </w:pPr>
@@ -7152,11 +7827,12 @@
         </w:tc>
         <w:tc>
           <w:tcPr>
-            <w:tcW w:type="dxa" w:w="3212"/>
-          </w:tcPr>
-          <w:p>
-            <w:pPr>
-              <w:pStyle w:val="Compact"/>
+            <w:tcW w:type="dxa" w:w="3109"/>
+          </w:tcPr>
+          <w:p>
+            <w:pPr>
+              <w:pStyle w:val="Compact"/>
+              <w:keepNext/>
               <w:spacing w:after="20"/>
               <w:jc w:val="left"/>
             </w:pPr>
@@ -7171,13 +7847,17 @@
         </w:tc>
       </w:tr>
       <w:tr>
-        <w:tc>
-          <w:tcPr>
-            <w:tcW w:type="dxa" w:w="837"/>
-          </w:tcPr>
-          <w:p>
-            <w:pPr>
-              <w:pStyle w:val="Compact"/>
+        <w:trPr>
+          <w:cantSplit w:val="true"/>
+        </w:trPr>
+        <w:tc>
+          <w:tcPr>
+            <w:tcW w:type="dxa" w:w="1119"/>
+          </w:tcPr>
+          <w:p>
+            <w:pPr>
+              <w:pStyle w:val="Compact"/>
+              <w:keepNext/>
               <w:spacing w:after="20"/>
               <w:jc w:val="left"/>
             </w:pPr>
@@ -7192,11 +7872,12 @@
         </w:tc>
         <w:tc>
           <w:tcPr>
-            <w:tcW w:type="dxa" w:w="5586"/>
-          </w:tcPr>
-          <w:p>
-            <w:pPr>
-              <w:pStyle w:val="Compact"/>
+            <w:tcW w:type="dxa" w:w="5407"/>
+          </w:tcPr>
+          <w:p>
+            <w:pPr>
+              <w:pStyle w:val="Compact"/>
+              <w:keepNext/>
               <w:spacing w:after="20"/>
               <w:jc w:val="left"/>
             </w:pPr>
@@ -7211,11 +7892,12 @@
         </w:tc>
         <w:tc>
           <w:tcPr>
-            <w:tcW w:type="dxa" w:w="3212"/>
-          </w:tcPr>
-          <w:p>
-            <w:pPr>
-              <w:pStyle w:val="Compact"/>
+            <w:tcW w:type="dxa" w:w="3109"/>
+          </w:tcPr>
+          <w:p>
+            <w:pPr>
+              <w:pStyle w:val="Compact"/>
+              <w:keepNext/>
               <w:spacing w:after="20"/>
               <w:jc w:val="left"/>
             </w:pPr>
@@ -7230,9 +7912,12 @@
         </w:tc>
       </w:tr>
       <w:tr>
-        <w:tc>
-          <w:tcPr>
-            <w:tcW w:type="dxa" w:w="837"/>
+        <w:trPr>
+          <w:cantSplit w:val="true"/>
+        </w:trPr>
+        <w:tc>
+          <w:tcPr>
+            <w:tcW w:type="dxa" w:w="1119"/>
           </w:tcPr>
           <w:p>
             <w:pPr>
@@ -7251,7 +7936,7 @@
         </w:tc>
         <w:tc>
           <w:tcPr>
-            <w:tcW w:type="dxa" w:w="5586"/>
+            <w:tcW w:type="dxa" w:w="5407"/>
           </w:tcPr>
           <w:p>
             <w:pPr>
@@ -7270,7 +7955,7 @@
         </w:tc>
         <w:tc>
           <w:tcPr>
-            <w:tcW w:type="dxa" w:w="3212"/>
+            <w:tcW w:type="dxa" w:w="3109"/>
           </w:tcPr>
           <w:p>
             <w:pPr>
@@ -7323,6 +8008,7 @@
         <w:trPr>
           <w:tblHeader w:val="true"/>
           <w:tblHeader w:val="true"/>
+          <w:cantSplit w:val="true"/>
         </w:trPr>
         <w:tc>
           <w:tcPr>
@@ -7332,6 +8018,7 @@
           <w:p>
             <w:pPr>
               <w:pStyle w:val="Compact"/>
+              <w:keepNext/>
               <w:spacing w:after="20"/>
               <w:jc w:val="left"/>
             </w:pPr>
@@ -7353,6 +8040,7 @@
           <w:p>
             <w:pPr>
               <w:pStyle w:val="Compact"/>
+              <w:keepNext/>
               <w:spacing w:after="20"/>
               <w:jc w:val="left"/>
             </w:pPr>
@@ -7368,6 +8056,9 @@
         </w:tc>
       </w:tr>
       <w:tr>
+        <w:trPr>
+          <w:cantSplit w:val="true"/>
+        </w:trPr>
         <w:tc>
           <w:tcPr>
             <w:tcW w:type="dxa" w:w="3568"/>
@@ -7375,6 +8066,7 @@
           <w:p>
             <w:pPr>
               <w:pStyle w:val="Compact"/>
+              <w:keepNext/>
               <w:spacing w:after="20"/>
               <w:jc w:val="left"/>
             </w:pPr>
@@ -7394,6 +8086,7 @@
           <w:p>
             <w:pPr>
               <w:pStyle w:val="Compact"/>
+              <w:keepNext/>
               <w:spacing w:after="20"/>
               <w:jc w:val="left"/>
             </w:pPr>
@@ -7408,6 +8101,9 @@
         </w:tc>
       </w:tr>
       <w:tr>
+        <w:trPr>
+          <w:cantSplit w:val="true"/>
+        </w:trPr>
         <w:tc>
           <w:tcPr>
             <w:tcW w:type="dxa" w:w="3568"/>
@@ -7415,6 +8111,7 @@
           <w:p>
             <w:pPr>
               <w:pStyle w:val="Compact"/>
+              <w:keepNext/>
               <w:spacing w:after="20"/>
               <w:jc w:val="left"/>
             </w:pPr>
@@ -7434,6 +8131,7 @@
           <w:p>
             <w:pPr>
               <w:pStyle w:val="Compact"/>
+              <w:keepNext/>
               <w:spacing w:after="20"/>
               <w:jc w:val="left"/>
             </w:pPr>
@@ -7448,6 +8146,9 @@
         </w:tc>
       </w:tr>
       <w:tr>
+        <w:trPr>
+          <w:cantSplit w:val="true"/>
+        </w:trPr>
         <w:tc>
           <w:tcPr>
             <w:tcW w:type="dxa" w:w="3568"/>
@@ -7455,6 +8156,7 @@
           <w:p>
             <w:pPr>
               <w:pStyle w:val="Compact"/>
+              <w:keepNext/>
               <w:spacing w:after="20"/>
               <w:jc w:val="left"/>
             </w:pPr>
@@ -7474,6 +8176,7 @@
           <w:p>
             <w:pPr>
               <w:pStyle w:val="Compact"/>
+              <w:keepNext/>
               <w:spacing w:after="20"/>
               <w:jc w:val="left"/>
             </w:pPr>
@@ -7488,6 +8191,9 @@
         </w:tc>
       </w:tr>
       <w:tr>
+        <w:trPr>
+          <w:cantSplit w:val="true"/>
+        </w:trPr>
         <w:tc>
           <w:tcPr>
             <w:tcW w:type="dxa" w:w="3568"/>
@@ -7495,6 +8201,7 @@
           <w:p>
             <w:pPr>
               <w:pStyle w:val="Compact"/>
+              <w:keepNext/>
               <w:spacing w:after="20"/>
               <w:jc w:val="left"/>
             </w:pPr>
@@ -7514,6 +8221,7 @@
           <w:p>
             <w:pPr>
               <w:pStyle w:val="Compact"/>
+              <w:keepNext/>
               <w:spacing w:after="20"/>
               <w:jc w:val="left"/>
             </w:pPr>
@@ -7528,6 +8236,9 @@
         </w:tc>
       </w:tr>
       <w:tr>
+        <w:trPr>
+          <w:cantSplit w:val="true"/>
+        </w:trPr>
         <w:tc>
           <w:tcPr>
             <w:tcW w:type="dxa" w:w="3568"/>
@@ -7535,6 +8246,7 @@
           <w:p>
             <w:pPr>
               <w:pStyle w:val="Compact"/>
+              <w:keepNext/>
               <w:spacing w:after="20"/>
               <w:jc w:val="left"/>
             </w:pPr>
@@ -7554,6 +8266,7 @@
           <w:p>
             <w:pPr>
               <w:pStyle w:val="Compact"/>
+              <w:keepNext/>
               <w:spacing w:after="20"/>
               <w:jc w:val="left"/>
             </w:pPr>
@@ -7568,6 +8281,9 @@
         </w:tc>
       </w:tr>
       <w:tr>
+        <w:trPr>
+          <w:cantSplit w:val="true"/>
+        </w:trPr>
         <w:tc>
           <w:tcPr>
             <w:tcW w:type="dxa" w:w="3568"/>
@@ -7649,6 +8365,15 @@
       </w:pPr>
       <w:r>
         <w:rPr>
+          <w:rStyle w:val="CommentTok"/>
+        </w:rPr>
+        <w:t xml:space="preserve"># 저장소 최상위로 돌아간다(앞 단계는 infra/docker-compose에서 실행)</w:t>
+      </w:r>
+      <w:r>
+        <w:br/>
+      </w:r>
+      <w:r>
+        <w:rPr>
           <w:rStyle w:val="BuiltInTok"/>
         </w:rPr>
         <w:t xml:space="preserve">cd</w:t>
@@ -7658,6 +8383,15 @@
           <w:rStyle w:val="NormalTok"/>
         </w:rPr>
         <w:t xml:space="preserve"> /c/work/ksx-platform</w:t>
+      </w:r>
+      <w:r>
+        <w:br/>
+      </w:r>
+      <w:r>
+        <w:rPr>
+          <w:rStyle w:val="CommentTok"/>
+        </w:rPr>
+        <w:t xml:space="preserve"># 바뀐 파일을 본다 — 다시 만든 산출물은 M(수정)으로 나온다</w:t>
       </w:r>
       <w:r>
         <w:br/>
@@ -7694,6 +8428,24 @@
           <w:right w:val="single" w:sz="4" w:space="4" w:color="D0D5DD"/>
         </w:pBdr>
       </w:pPr>
+      <w:r>
+        <w:rPr>
+          <w:rStyle w:val="CommentTok"/>
+        </w:rPr>
+        <w:t xml:space="preserve"># 이 폴더를 마지막 커밋 상태로 되돌린다(생성 시각만 다른 산출물 정리)</w:t>
+      </w:r>
+      <w:r>
+        <w:br/>
+      </w:r>
+      <w:r>
+        <w:rPr>
+          <w:rStyle w:val="CommentTok"/>
+        </w:rPr>
+        <w:t xml:space="preserve"># 되돌린 내용은 복구할 수 없으므로 수치가 같은지 먼저 확인한다</w:t>
+      </w:r>
+      <w:r>
+        <w:br/>
+      </w:r>
       <w:r>
         <w:rPr>
           <w:rStyle w:val="FunctionTok"/>
@@ -7742,6 +8494,7 @@
         <w:trPr>
           <w:tblHeader w:val="true"/>
           <w:tblHeader w:val="true"/>
+          <w:cantSplit w:val="true"/>
         </w:trPr>
         <w:tc>
           <w:tcPr>
@@ -7751,6 +8504,7 @@
           <w:p>
             <w:pPr>
               <w:pStyle w:val="Compact"/>
+              <w:keepNext/>
               <w:spacing w:after="20"/>
               <w:jc w:val="left"/>
             </w:pPr>
@@ -7772,6 +8526,7 @@
           <w:p>
             <w:pPr>
               <w:pStyle w:val="Compact"/>
+              <w:keepNext/>
               <w:spacing w:after="20"/>
               <w:jc w:val="left"/>
             </w:pPr>
@@ -7793,6 +8548,7 @@
           <w:p>
             <w:pPr>
               <w:pStyle w:val="Compact"/>
+              <w:keepNext/>
               <w:spacing w:after="20"/>
               <w:jc w:val="left"/>
             </w:pPr>
@@ -7808,6 +8564,9 @@
         </w:tc>
       </w:tr>
       <w:tr>
+        <w:trPr>
+          <w:cantSplit w:val="true"/>
+        </w:trPr>
         <w:tc>
           <w:tcPr>
             <w:tcW w:type="dxa" w:w="2244"/>
@@ -7815,6 +8574,7 @@
           <w:p>
             <w:pPr>
               <w:pStyle w:val="Compact"/>
+              <w:keepNext/>
               <w:spacing w:after="20"/>
               <w:jc w:val="left"/>
             </w:pPr>
@@ -7834,6 +8594,7 @@
           <w:p>
             <w:pPr>
               <w:pStyle w:val="Compact"/>
+              <w:keepNext/>
               <w:spacing w:after="20"/>
               <w:jc w:val="left"/>
             </w:pPr>
@@ -7895,6 +8656,7 @@
           <w:p>
             <w:pPr>
               <w:pStyle w:val="Compact"/>
+              <w:keepNext/>
               <w:spacing w:after="20"/>
               <w:jc w:val="left"/>
             </w:pPr>
@@ -7909,6 +8671,9 @@
         </w:tc>
       </w:tr>
       <w:tr>
+        <w:trPr>
+          <w:cantSplit w:val="true"/>
+        </w:trPr>
         <w:tc>
           <w:tcPr>
             <w:tcW w:type="dxa" w:w="2244"/>
@@ -8065,6 +8830,15 @@
       </w:pPr>
       <w:r>
         <w:rPr>
+          <w:rStyle w:val="CommentTok"/>
+        </w:rPr>
+        <w:t xml:space="preserve"># 작업 브랜치를 새로 만들고(-c) 그 브랜치로 옮긴다 — &lt;기업&gt;은 기업 코드로 바꿈</w:t>
+      </w:r>
+      <w:r>
+        <w:br/>
+      </w:r>
+      <w:r>
+        <w:rPr>
           <w:rStyle w:val="FunctionTok"/>
         </w:rPr>
         <w:t xml:space="preserve">git</w:t>
@@ -8116,6 +8890,15 @@
       </w:r>
       <w:r>
         <w:rPr>
+          <w:rStyle w:val="CommentTok"/>
+        </w:rPr>
+        <w:t xml:space="preserve"># 바뀐 파일·새 파일을 모두(-A) 커밋 대상으로 담는다(.env는 .gitignore로 제외됨)</w:t>
+      </w:r>
+      <w:r>
+        <w:br/>
+      </w:r>
+      <w:r>
+        <w:rPr>
           <w:rStyle w:val="FunctionTok"/>
         </w:rPr>
         <w:t xml:space="preserve">git</w:t>
@@ -8137,6 +8920,15 @@
       </w:r>
       <w:r>
         <w:rPr>
+          <w:rStyle w:val="CommentTok"/>
+        </w:rPr>
+        <w:t xml:space="preserve"># 담은 변경을 메시지(-m)와 함께 기록한다</w:t>
+      </w:r>
+      <w:r>
+        <w:br/>
+      </w:r>
+      <w:r>
+        <w:rPr>
           <w:rStyle w:val="FunctionTok"/>
         </w:rPr>
         <w:t xml:space="preserve">git</w:t>
@@ -8164,6 +8956,15 @@
           <w:rStyle w:val="StringTok"/>
         </w:rPr>
         <w:t xml:space="preserve">"S1: &lt;기업&gt; 원천 분석 완료"</w:t>
+      </w:r>
+      <w:r>
+        <w:br/>
+      </w:r>
+      <w:r>
+        <w:rPr>
+          <w:rStyle w:val="CommentTok"/>
+        </w:rPr>
+        <w:t xml:space="preserve"># 브랜치를 GitHub(origin)에 올린다 — -u: 이후 git push·pull의 기본 원격으로 연결</w:t>
       </w:r>
       <w:r>
         <w:br/>
@@ -8238,6 +9039,15 @@
       </w:pPr>
       <w:r>
         <w:rPr>
+          <w:rStyle w:val="CommentTok"/>
+        </w:rPr>
+        <w:t xml:space="preserve"># PR 병합 후 main으로 바꾸고 병합된 최신 커밋을 받는다</w:t>
+      </w:r>
+      <w:r>
+        <w:br/>
+      </w:r>
+      <w:r>
+        <w:rPr>
           <w:rStyle w:val="FunctionTok"/>
         </w:rPr>
         <w:t xml:space="preserve">git</w:t>
@@ -8277,6 +9087,15 @@
       </w:r>
       <w:r>
         <w:rPr>
+          <w:rStyle w:val="CommentTok"/>
+        </w:rPr>
+        <w:t xml:space="preserve"># 주석 태그(-a)를 단다 — 단계 완료 시점에 이름을 붙여 나중에 그 상태로 돌아갈 수 있게 함</w:t>
+      </w:r>
+      <w:r>
+        <w:br/>
+      </w:r>
+      <w:r>
+        <w:rPr>
           <w:rStyle w:val="FunctionTok"/>
         </w:rPr>
         <w:t xml:space="preserve">git</w:t>
@@ -8316,6 +9135,15 @@
           <w:rStyle w:val="StringTok"/>
         </w:rPr>
         <w:t xml:space="preserve">"S1 원천 분석 완료(&lt;기업&gt;, 승인일)"</w:t>
+      </w:r>
+      <w:r>
+        <w:br/>
+      </w:r>
+      <w:r>
+        <w:rPr>
+          <w:rStyle w:val="CommentTok"/>
+        </w:rPr>
+        <w:t xml:space="preserve"># 태그는 git push로 함께 올라가지 않으므로 이름을 지정해 따로 올린다</w:t>
       </w:r>
       <w:r>
         <w:br/>
@@ -9626,6 +10454,7 @@
         <w:trPr>
           <w:tblHeader w:val="true"/>
           <w:tblHeader w:val="true"/>
+          <w:cantSplit w:val="true"/>
         </w:trPr>
         <w:tc>
           <w:tcPr>
@@ -9635,6 +10464,7 @@
           <w:p>
             <w:pPr>
               <w:pStyle w:val="Compact"/>
+              <w:keepNext/>
               <w:spacing w:after="20"/>
               <w:jc w:val="left"/>
             </w:pPr>
@@ -9656,6 +10486,7 @@
           <w:p>
             <w:pPr>
               <w:pStyle w:val="Compact"/>
+              <w:keepNext/>
               <w:spacing w:after="20"/>
               <w:jc w:val="left"/>
             </w:pPr>
@@ -9671,6 +10502,9 @@
         </w:tc>
       </w:tr>
       <w:tr>
+        <w:trPr>
+          <w:cantSplit w:val="true"/>
+        </w:trPr>
         <w:tc>
           <w:tcPr>
             <w:tcW w:type="dxa" w:w="2363"/>
@@ -9678,6 +10512,7 @@
           <w:p>
             <w:pPr>
               <w:pStyle w:val="Compact"/>
+              <w:keepNext/>
               <w:spacing w:after="20"/>
               <w:jc w:val="left"/>
             </w:pPr>
@@ -9697,6 +10532,7 @@
           <w:p>
             <w:pPr>
               <w:pStyle w:val="Compact"/>
+              <w:keepNext/>
               <w:spacing w:after="20"/>
               <w:jc w:val="left"/>
             </w:pPr>
@@ -9718,6 +10554,9 @@
         </w:tc>
       </w:tr>
       <w:tr>
+        <w:trPr>
+          <w:cantSplit w:val="true"/>
+        </w:trPr>
         <w:tc>
           <w:tcPr>
             <w:tcW w:type="dxa" w:w="2363"/>
@@ -9725,6 +10564,7 @@
           <w:p>
             <w:pPr>
               <w:pStyle w:val="Compact"/>
+              <w:keepNext/>
               <w:spacing w:after="20"/>
               <w:jc w:val="left"/>
             </w:pPr>
@@ -9744,6 +10584,7 @@
           <w:p>
             <w:pPr>
               <w:pStyle w:val="Compact"/>
+              <w:keepNext/>
               <w:spacing w:after="20"/>
               <w:jc w:val="left"/>
             </w:pPr>
@@ -9758,6 +10599,9 @@
         </w:tc>
       </w:tr>
       <w:tr>
+        <w:trPr>
+          <w:cantSplit w:val="true"/>
+        </w:trPr>
         <w:tc>
           <w:tcPr>
             <w:tcW w:type="dxa" w:w="2363"/>
@@ -9765,6 +10609,7 @@
           <w:p>
             <w:pPr>
               <w:pStyle w:val="Compact"/>
+              <w:keepNext/>
               <w:spacing w:after="20"/>
               <w:jc w:val="left"/>
             </w:pPr>
@@ -9784,6 +10629,7 @@
           <w:p>
             <w:pPr>
               <w:pStyle w:val="Compact"/>
+              <w:keepNext/>
               <w:spacing w:after="20"/>
               <w:jc w:val="left"/>
             </w:pPr>
@@ -9798,6 +10644,9 @@
         </w:tc>
       </w:tr>
       <w:tr>
+        <w:trPr>
+          <w:cantSplit w:val="true"/>
+        </w:trPr>
         <w:tc>
           <w:tcPr>
             <w:tcW w:type="dxa" w:w="2363"/>
@@ -9805,6 +10654,7 @@
           <w:p>
             <w:pPr>
               <w:pStyle w:val="Compact"/>
+              <w:keepNext/>
               <w:spacing w:after="20"/>
               <w:jc w:val="left"/>
             </w:pPr>
@@ -9824,6 +10674,7 @@
           <w:p>
             <w:pPr>
               <w:pStyle w:val="Compact"/>
+              <w:keepNext/>
               <w:spacing w:after="20"/>
               <w:jc w:val="left"/>
             </w:pPr>
@@ -9838,6 +10689,9 @@
         </w:tc>
       </w:tr>
       <w:tr>
+        <w:trPr>
+          <w:cantSplit w:val="true"/>
+        </w:trPr>
         <w:tc>
           <w:tcPr>
             <w:tcW w:type="dxa" w:w="2363"/>
@@ -9912,6 +10766,7 @@
         <w:trPr>
           <w:tblHeader w:val="true"/>
           <w:tblHeader w:val="true"/>
+          <w:cantSplit w:val="true"/>
         </w:trPr>
         <w:tc>
           <w:tcPr>
@@ -9921,6 +10776,7 @@
           <w:p>
             <w:pPr>
               <w:pStyle w:val="Compact"/>
+              <w:keepNext/>
               <w:spacing w:after="20"/>
               <w:jc w:val="left"/>
             </w:pPr>
@@ -9942,6 +10798,7 @@
           <w:p>
             <w:pPr>
               <w:pStyle w:val="Compact"/>
+              <w:keepNext/>
               <w:spacing w:after="20"/>
               <w:jc w:val="left"/>
             </w:pPr>
@@ -9957,6 +10814,9 @@
         </w:tc>
       </w:tr>
       <w:tr>
+        <w:trPr>
+          <w:cantSplit w:val="true"/>
+        </w:trPr>
         <w:tc>
           <w:tcPr>
             <w:tcW w:type="dxa" w:w="3212"/>
@@ -9964,6 +10824,7 @@
           <w:p>
             <w:pPr>
               <w:pStyle w:val="Compact"/>
+              <w:keepNext/>
               <w:spacing w:after="20"/>
               <w:jc w:val="left"/>
             </w:pPr>
@@ -9983,6 +10844,7 @@
           <w:p>
             <w:pPr>
               <w:pStyle w:val="Compact"/>
+              <w:keepNext/>
               <w:spacing w:after="20"/>
               <w:jc w:val="left"/>
             </w:pPr>
@@ -9997,6 +10859,9 @@
         </w:tc>
       </w:tr>
       <w:tr>
+        <w:trPr>
+          <w:cantSplit w:val="true"/>
+        </w:trPr>
         <w:tc>
           <w:tcPr>
             <w:tcW w:type="dxa" w:w="3212"/>
@@ -10004,6 +10869,7 @@
           <w:p>
             <w:pPr>
               <w:pStyle w:val="Compact"/>
+              <w:keepNext/>
               <w:spacing w:after="20"/>
               <w:jc w:val="left"/>
             </w:pPr>
@@ -10023,6 +10889,7 @@
           <w:p>
             <w:pPr>
               <w:pStyle w:val="Compact"/>
+              <w:keepNext/>
               <w:spacing w:after="20"/>
               <w:jc w:val="left"/>
             </w:pPr>
@@ -10037,6 +10904,9 @@
         </w:tc>
       </w:tr>
       <w:tr>
+        <w:trPr>
+          <w:cantSplit w:val="true"/>
+        </w:trPr>
         <w:tc>
           <w:tcPr>
             <w:tcW w:type="dxa" w:w="3212"/>
@@ -10044,6 +10914,7 @@
           <w:p>
             <w:pPr>
               <w:pStyle w:val="Compact"/>
+              <w:keepNext/>
               <w:spacing w:after="20"/>
               <w:jc w:val="left"/>
             </w:pPr>
@@ -10063,6 +10934,7 @@
           <w:p>
             <w:pPr>
               <w:pStyle w:val="Compact"/>
+              <w:keepNext/>
               <w:spacing w:after="20"/>
               <w:jc w:val="left"/>
             </w:pPr>
@@ -10077,6 +10949,9 @@
         </w:tc>
       </w:tr>
       <w:tr>
+        <w:trPr>
+          <w:cantSplit w:val="true"/>
+        </w:trPr>
         <w:tc>
           <w:tcPr>
             <w:tcW w:type="dxa" w:w="3212"/>
@@ -10084,6 +10959,7 @@
           <w:p>
             <w:pPr>
               <w:pStyle w:val="Compact"/>
+              <w:keepNext/>
               <w:spacing w:after="20"/>
               <w:jc w:val="left"/>
             </w:pPr>
@@ -10103,6 +10979,7 @@
           <w:p>
             <w:pPr>
               <w:pStyle w:val="Compact"/>
+              <w:keepNext/>
               <w:spacing w:after="20"/>
               <w:jc w:val="left"/>
             </w:pPr>
@@ -10117,6 +10994,9 @@
         </w:tc>
       </w:tr>
       <w:tr>
+        <w:trPr>
+          <w:cantSplit w:val="true"/>
+        </w:trPr>
         <w:tc>
           <w:tcPr>
             <w:tcW w:type="dxa" w:w="3212"/>
@@ -10270,6 +11150,7 @@
         <w:trPr>
           <w:tblHeader w:val="true"/>
           <w:tblHeader w:val="true"/>
+          <w:cantSplit w:val="true"/>
         </w:trPr>
         <w:tc>
           <w:tcPr>
@@ -10279,6 +11160,7 @@
           <w:p>
             <w:pPr>
               <w:pStyle w:val="Compact"/>
+              <w:keepNext/>
               <w:spacing w:after="20"/>
               <w:jc w:val="left"/>
             </w:pPr>
@@ -10300,6 +11182,7 @@
           <w:p>
             <w:pPr>
               <w:pStyle w:val="Compact"/>
+              <w:keepNext/>
               <w:spacing w:after="20"/>
               <w:jc w:val="left"/>
             </w:pPr>
@@ -10315,6 +11198,9 @@
         </w:tc>
       </w:tr>
       <w:tr>
+        <w:trPr>
+          <w:cantSplit w:val="true"/>
+        </w:trPr>
         <w:tc>
           <w:tcPr>
             <w:tcW w:type="dxa" w:w="1435"/>
@@ -10322,6 +11208,7 @@
           <w:p>
             <w:pPr>
               <w:pStyle w:val="Compact"/>
+              <w:keepNext/>
               <w:spacing w:after="20"/>
               <w:jc w:val="left"/>
             </w:pPr>
@@ -10341,6 +11228,7 @@
           <w:p>
             <w:pPr>
               <w:pStyle w:val="Compact"/>
+              <w:keepNext/>
               <w:spacing w:after="20"/>
               <w:jc w:val="left"/>
             </w:pPr>
@@ -10355,6 +11243,9 @@
         </w:tc>
       </w:tr>
       <w:tr>
+        <w:trPr>
+          <w:cantSplit w:val="true"/>
+        </w:trPr>
         <w:tc>
           <w:tcPr>
             <w:tcW w:type="dxa" w:w="1435"/>
@@ -10362,6 +11253,7 @@
           <w:p>
             <w:pPr>
               <w:pStyle w:val="Compact"/>
+              <w:keepNext/>
               <w:spacing w:after="20"/>
               <w:jc w:val="left"/>
             </w:pPr>
@@ -10381,6 +11273,7 @@
           <w:p>
             <w:pPr>
               <w:pStyle w:val="Compact"/>
+              <w:keepNext/>
               <w:spacing w:after="20"/>
               <w:jc w:val="left"/>
             </w:pPr>
@@ -10395,6 +11288,9 @@
         </w:tc>
       </w:tr>
       <w:tr>
+        <w:trPr>
+          <w:cantSplit w:val="true"/>
+        </w:trPr>
         <w:tc>
           <w:tcPr>
             <w:tcW w:type="dxa" w:w="1435"/>
@@ -10402,6 +11298,7 @@
           <w:p>
             <w:pPr>
               <w:pStyle w:val="Compact"/>
+              <w:keepNext/>
               <w:spacing w:after="20"/>
               <w:jc w:val="left"/>
             </w:pPr>
@@ -10421,6 +11318,7 @@
           <w:p>
             <w:pPr>
               <w:pStyle w:val="Compact"/>
+              <w:keepNext/>
               <w:spacing w:after="20"/>
               <w:jc w:val="left"/>
             </w:pPr>
@@ -10435,6 +11333,9 @@
         </w:tc>
       </w:tr>
       <w:tr>
+        <w:trPr>
+          <w:cantSplit w:val="true"/>
+        </w:trPr>
         <w:tc>
           <w:tcPr>
             <w:tcW w:type="dxa" w:w="1435"/>
@@ -10442,6 +11343,7 @@
           <w:p>
             <w:pPr>
               <w:pStyle w:val="Compact"/>
+              <w:keepNext/>
               <w:spacing w:after="20"/>
               <w:jc w:val="left"/>
             </w:pPr>
@@ -10461,6 +11363,7 @@
           <w:p>
             <w:pPr>
               <w:pStyle w:val="Compact"/>
+              <w:keepNext/>
               <w:spacing w:after="20"/>
               <w:jc w:val="left"/>
             </w:pPr>
@@ -10475,6 +11378,9 @@
         </w:tc>
       </w:tr>
       <w:tr>
+        <w:trPr>
+          <w:cantSplit w:val="true"/>
+        </w:trPr>
         <w:tc>
           <w:tcPr>
             <w:tcW w:type="dxa" w:w="1435"/>
@@ -10482,6 +11388,7 @@
           <w:p>
             <w:pPr>
               <w:pStyle w:val="Compact"/>
+              <w:keepNext/>
               <w:spacing w:after="20"/>
               <w:jc w:val="left"/>
             </w:pPr>
@@ -10501,6 +11408,7 @@
           <w:p>
             <w:pPr>
               <w:pStyle w:val="Compact"/>
+              <w:keepNext/>
               <w:spacing w:after="20"/>
               <w:jc w:val="left"/>
             </w:pPr>
@@ -10515,6 +11423,9 @@
         </w:tc>
       </w:tr>
       <w:tr>
+        <w:trPr>
+          <w:cantSplit w:val="true"/>
+        </w:trPr>
         <w:tc>
           <w:tcPr>
             <w:tcW w:type="dxa" w:w="1435"/>
@@ -10522,6 +11433,7 @@
           <w:p>
             <w:pPr>
               <w:pStyle w:val="Compact"/>
+              <w:keepNext/>
               <w:spacing w:after="20"/>
               <w:jc w:val="left"/>
             </w:pPr>
@@ -10541,6 +11453,7 @@
           <w:p>
             <w:pPr>
               <w:pStyle w:val="Compact"/>
+              <w:keepNext/>
               <w:spacing w:after="20"/>
               <w:jc w:val="left"/>
             </w:pPr>
@@ -10555,6 +11468,9 @@
         </w:tc>
       </w:tr>
       <w:tr>
+        <w:trPr>
+          <w:cantSplit w:val="true"/>
+        </w:trPr>
         <w:tc>
           <w:tcPr>
             <w:tcW w:type="dxa" w:w="1435"/>
